--- a/03_업무자동화_자리뚝딱/docs/자리뚝딱_개요및설명서.docx
+++ b/03_업무자동화_자리뚝딱/docs/자리뚝딱_개요및설명서.docx
@@ -838,7 +838,7 @@
     <w:sdt>
       <w:sdtPr>
         <w:alias w:val="목차"/>
-        <w:id w:val="-910608782"/>
+        <w:id w:val="-800152746"/>
       </w:sdtPr>
       <w:sdtEndPr/>
       <w:sdtContent>
@@ -866,7 +866,7 @@
           <w:r>
             <w:fldChar w:fldCharType="separate"/>
           </w:r>
-          <w:hyperlink w:anchor="_Toc243812850" w:history="1">
+          <w:hyperlink w:anchor="_Toc244050111" w:history="1">
             <w:r>
               <w:rPr>
                 <w:rStyle w:val="a5"/>
@@ -890,7 +890,7 @@
               <w:rPr>
                 <w:noProof/>
               </w:rPr>
-              <w:instrText xml:space="preserve"> PAGEREF _Toc243812850 \h </w:instrText>
+              <w:instrText xml:space="preserve"> PAGEREF _Toc244050111 \h </w:instrText>
             </w:r>
             <w:r>
               <w:rPr>
@@ -933,7 +933,7 @@
               <w14:ligatures w14:val="standardContextual"/>
             </w:rPr>
           </w:pPr>
-          <w:hyperlink w:anchor="_Toc243812851" w:history="1">
+          <w:hyperlink w:anchor="_Toc244050112" w:history="1">
             <w:r>
               <w:rPr>
                 <w:rStyle w:val="a5"/>
@@ -957,7 +957,7 @@
               <w:rPr>
                 <w:noProof/>
               </w:rPr>
-              <w:instrText xml:space="preserve"> PAGEREF _Toc243812851 \h </w:instrText>
+              <w:instrText xml:space="preserve"> PAGEREF _Toc244050112 \h </w:instrText>
             </w:r>
             <w:r>
               <w:rPr>
@@ -1000,7 +1000,7 @@
               <w14:ligatures w14:val="standardContextual"/>
             </w:rPr>
           </w:pPr>
-          <w:hyperlink w:anchor="_Toc243812852" w:history="1">
+          <w:hyperlink w:anchor="_Toc244050113" w:history="1">
             <w:r>
               <w:rPr>
                 <w:rStyle w:val="a5"/>
@@ -1024,7 +1024,7 @@
               <w:rPr>
                 <w:noProof/>
               </w:rPr>
-              <w:instrText xml:space="preserve"> PAGEREF _Toc243812852 \h </w:instrText>
+              <w:instrText xml:space="preserve"> PAGEREF _Toc244050113 \h </w:instrText>
             </w:r>
             <w:r>
               <w:rPr>
@@ -1067,7 +1067,7 @@
               <w14:ligatures w14:val="standardContextual"/>
             </w:rPr>
           </w:pPr>
-          <w:hyperlink w:anchor="_Toc243812853" w:history="1">
+          <w:hyperlink w:anchor="_Toc244050114" w:history="1">
             <w:r>
               <w:rPr>
                 <w:rStyle w:val="a5"/>
@@ -1091,7 +1091,7 @@
               <w:rPr>
                 <w:noProof/>
               </w:rPr>
-              <w:instrText xml:space="preserve"> PAGEREF _Toc243812853 \h </w:instrText>
+              <w:instrText xml:space="preserve"> PAGEREF _Toc244050114 \h </w:instrText>
             </w:r>
             <w:r>
               <w:rPr>
@@ -1134,7 +1134,7 @@
               <w14:ligatures w14:val="standardContextual"/>
             </w:rPr>
           </w:pPr>
-          <w:hyperlink w:anchor="_Toc243812854" w:history="1">
+          <w:hyperlink w:anchor="_Toc244050115" w:history="1">
             <w:r>
               <w:rPr>
                 <w:rStyle w:val="a5"/>
@@ -1158,7 +1158,7 @@
               <w:rPr>
                 <w:noProof/>
               </w:rPr>
-              <w:instrText xml:space="preserve"> PAGEREF _Toc243812854 \h </w:instrText>
+              <w:instrText xml:space="preserve"> PAGEREF _Toc244050115 \h </w:instrText>
             </w:r>
             <w:r>
               <w:rPr>
@@ -1200,7 +1200,7 @@
               <w14:ligatures w14:val="standardContextual"/>
             </w:rPr>
           </w:pPr>
-          <w:hyperlink w:anchor="_Toc243812855" w:history="1">
+          <w:hyperlink w:anchor="_Toc244050116" w:history="1">
             <w:r>
               <w:rPr>
                 <w:rStyle w:val="a5"/>
@@ -1224,7 +1224,7 @@
               <w:rPr>
                 <w:noProof/>
               </w:rPr>
-              <w:instrText xml:space="preserve"> PAGEREF _Toc243812855 \h </w:instrText>
+              <w:instrText xml:space="preserve"> PAGEREF _Toc244050116 \h </w:instrText>
             </w:r>
             <w:r>
               <w:rPr>
@@ -1267,7 +1267,7 @@
               <w14:ligatures w14:val="standardContextual"/>
             </w:rPr>
           </w:pPr>
-          <w:hyperlink w:anchor="_Toc243812856" w:history="1">
+          <w:hyperlink w:anchor="_Toc244050117" w:history="1">
             <w:r>
               <w:rPr>
                 <w:rStyle w:val="a5"/>
@@ -1291,7 +1291,7 @@
               <w:rPr>
                 <w:noProof/>
               </w:rPr>
-              <w:instrText xml:space="preserve"> PAGEREF _Toc243812856 \h </w:instrText>
+              <w:instrText xml:space="preserve"> PAGEREF _Toc244050117 \h </w:instrText>
             </w:r>
             <w:r>
               <w:rPr>
@@ -1334,7 +1334,7 @@
               <w14:ligatures w14:val="standardContextual"/>
             </w:rPr>
           </w:pPr>
-          <w:hyperlink w:anchor="_Toc243812857" w:history="1">
+          <w:hyperlink w:anchor="_Toc244050118" w:history="1">
             <w:r>
               <w:rPr>
                 <w:rStyle w:val="a5"/>
@@ -1358,7 +1358,7 @@
               <w:rPr>
                 <w:noProof/>
               </w:rPr>
-              <w:instrText xml:space="preserve"> PAGEREF _Toc243812857 \h </w:instrText>
+              <w:instrText xml:space="preserve"> PAGEREF _Toc244050118 \h </w:instrText>
             </w:r>
             <w:r>
               <w:rPr>
@@ -1401,7 +1401,7 @@
               <w14:ligatures w14:val="standardContextual"/>
             </w:rPr>
           </w:pPr>
-          <w:hyperlink w:anchor="_Toc243812858" w:history="1">
+          <w:hyperlink w:anchor="_Toc244050119" w:history="1">
             <w:r>
               <w:rPr>
                 <w:rStyle w:val="a5"/>
@@ -1425,7 +1425,7 @@
               <w:rPr>
                 <w:noProof/>
               </w:rPr>
-              <w:instrText xml:space="preserve"> PAGEREF _Toc243812858 \h </w:instrText>
+              <w:instrText xml:space="preserve"> PAGEREF _Toc244050119 \h </w:instrText>
             </w:r>
             <w:r>
               <w:rPr>
@@ -1468,7 +1468,7 @@
               <w14:ligatures w14:val="standardContextual"/>
             </w:rPr>
           </w:pPr>
-          <w:hyperlink w:anchor="_Toc243812859" w:history="1">
+          <w:hyperlink w:anchor="_Toc244050120" w:history="1">
             <w:r>
               <w:rPr>
                 <w:rStyle w:val="a5"/>
@@ -1492,7 +1492,7 @@
               <w:rPr>
                 <w:noProof/>
               </w:rPr>
-              <w:instrText xml:space="preserve"> PAGEREF _Toc243812859 \h </w:instrText>
+              <w:instrText xml:space="preserve"> PAGEREF _Toc244050120 \h </w:instrText>
             </w:r>
             <w:r>
               <w:rPr>
@@ -1535,7 +1535,7 @@
               <w14:ligatures w14:val="standardContextual"/>
             </w:rPr>
           </w:pPr>
-          <w:hyperlink w:anchor="_Toc243812860" w:history="1">
+          <w:hyperlink w:anchor="_Toc244050121" w:history="1">
             <w:r>
               <w:rPr>
                 <w:rStyle w:val="a5"/>
@@ -1559,7 +1559,7 @@
               <w:rPr>
                 <w:noProof/>
               </w:rPr>
-              <w:instrText xml:space="preserve"> PAGEREF _Toc243812860 \h </w:instrText>
+              <w:instrText xml:space="preserve"> PAGEREF _Toc244050121 \h </w:instrText>
             </w:r>
             <w:r>
               <w:rPr>
@@ -1602,7 +1602,7 @@
               <w14:ligatures w14:val="standardContextual"/>
             </w:rPr>
           </w:pPr>
-          <w:hyperlink w:anchor="_Toc243812861" w:history="1">
+          <w:hyperlink w:anchor="_Toc244050122" w:history="1">
             <w:r>
               <w:rPr>
                 <w:rStyle w:val="a5"/>
@@ -1626,7 +1626,7 @@
               <w:rPr>
                 <w:noProof/>
               </w:rPr>
-              <w:instrText xml:space="preserve"> PAGEREF _Toc243812861 \h </w:instrText>
+              <w:instrText xml:space="preserve"> PAGEREF _Toc244050122 \h </w:instrText>
             </w:r>
             <w:r>
               <w:rPr>
@@ -1669,7 +1669,7 @@
               <w14:ligatures w14:val="standardContextual"/>
             </w:rPr>
           </w:pPr>
-          <w:hyperlink w:anchor="_Toc243812862" w:history="1">
+          <w:hyperlink w:anchor="_Toc244050123" w:history="1">
             <w:r>
               <w:rPr>
                 <w:rStyle w:val="a5"/>
@@ -1693,7 +1693,7 @@
               <w:rPr>
                 <w:noProof/>
               </w:rPr>
-              <w:instrText xml:space="preserve"> PAGEREF _Toc243812862 \h </w:instrText>
+              <w:instrText xml:space="preserve"> PAGEREF _Toc244050123 \h </w:instrText>
             </w:r>
             <w:r>
               <w:rPr>
@@ -1736,7 +1736,7 @@
               <w14:ligatures w14:val="standardContextual"/>
             </w:rPr>
           </w:pPr>
-          <w:hyperlink w:anchor="_Toc243812863" w:history="1">
+          <w:hyperlink w:anchor="_Toc244050124" w:history="1">
             <w:r>
               <w:rPr>
                 <w:rStyle w:val="a5"/>
@@ -1760,7 +1760,7 @@
               <w:rPr>
                 <w:noProof/>
               </w:rPr>
-              <w:instrText xml:space="preserve"> PAGEREF _Toc243812863 \h </w:instrText>
+              <w:instrText xml:space="preserve"> PAGEREF _Toc244050124 \h </w:instrText>
             </w:r>
             <w:r>
               <w:rPr>
@@ -1803,7 +1803,7 @@
               <w14:ligatures w14:val="standardContextual"/>
             </w:rPr>
           </w:pPr>
-          <w:hyperlink w:anchor="_Toc243812864" w:history="1">
+          <w:hyperlink w:anchor="_Toc244050125" w:history="1">
             <w:r>
               <w:rPr>
                 <w:rStyle w:val="a5"/>
@@ -1827,7 +1827,7 @@
               <w:rPr>
                 <w:noProof/>
               </w:rPr>
-              <w:instrText xml:space="preserve"> PAGEREF _Toc243812864 \h </w:instrText>
+              <w:instrText xml:space="preserve"> PAGEREF _Toc244050125 \h </w:instrText>
             </w:r>
             <w:r>
               <w:rPr>
@@ -1870,7 +1870,7 @@
               <w14:ligatures w14:val="standardContextual"/>
             </w:rPr>
           </w:pPr>
-          <w:hyperlink w:anchor="_Toc243812865" w:history="1">
+          <w:hyperlink w:anchor="_Toc244050126" w:history="1">
             <w:r>
               <w:rPr>
                 <w:rStyle w:val="a5"/>
@@ -1894,7 +1894,7 @@
               <w:rPr>
                 <w:noProof/>
               </w:rPr>
-              <w:instrText xml:space="preserve"> PAGEREF _Toc243812865 \h </w:instrText>
+              <w:instrText xml:space="preserve"> PAGEREF _Toc244050126 \h </w:instrText>
             </w:r>
             <w:r>
               <w:rPr>
@@ -1937,7 +1937,7 @@
               <w14:ligatures w14:val="standardContextual"/>
             </w:rPr>
           </w:pPr>
-          <w:hyperlink w:anchor="_Toc243812866" w:history="1">
+          <w:hyperlink w:anchor="_Toc244050127" w:history="1">
             <w:r>
               <w:rPr>
                 <w:rStyle w:val="a5"/>
@@ -1961,7 +1961,7 @@
               <w:rPr>
                 <w:noProof/>
               </w:rPr>
-              <w:instrText xml:space="preserve"> PAGEREF _Toc243812866 \h </w:instrText>
+              <w:instrText xml:space="preserve"> PAGEREF _Toc244050127 \h </w:instrText>
             </w:r>
             <w:r>
               <w:rPr>
@@ -2003,7 +2003,7 @@
               <w14:ligatures w14:val="standardContextual"/>
             </w:rPr>
           </w:pPr>
-          <w:hyperlink w:anchor="_Toc243812867" w:history="1">
+          <w:hyperlink w:anchor="_Toc244050128" w:history="1">
             <w:r>
               <w:rPr>
                 <w:rStyle w:val="a5"/>
@@ -2027,7 +2027,7 @@
               <w:rPr>
                 <w:noProof/>
               </w:rPr>
-              <w:instrText xml:space="preserve"> PAGEREF _Toc243812867 \h </w:instrText>
+              <w:instrText xml:space="preserve"> PAGEREF _Toc244050128 \h </w:instrText>
             </w:r>
             <w:r>
               <w:rPr>
@@ -2069,7 +2069,7 @@
               <w14:ligatures w14:val="standardContextual"/>
             </w:rPr>
           </w:pPr>
-          <w:hyperlink w:anchor="_Toc243812868" w:history="1">
+          <w:hyperlink w:anchor="_Toc244050129" w:history="1">
             <w:r>
               <w:rPr>
                 <w:rStyle w:val="a5"/>
@@ -2093,7 +2093,7 @@
               <w:rPr>
                 <w:noProof/>
               </w:rPr>
-              <w:instrText xml:space="preserve"> PAGEREF _Toc243812868 \h </w:instrText>
+              <w:instrText xml:space="preserve"> PAGEREF _Toc244050129 \h </w:instrText>
             </w:r>
             <w:r>
               <w:rPr>
@@ -2136,7 +2136,7 @@
               <w14:ligatures w14:val="standardContextual"/>
             </w:rPr>
           </w:pPr>
-          <w:hyperlink w:anchor="_Toc243812869" w:history="1">
+          <w:hyperlink w:anchor="_Toc244050130" w:history="1">
             <w:r>
               <w:rPr>
                 <w:rStyle w:val="a5"/>
@@ -2160,7 +2160,7 @@
               <w:rPr>
                 <w:noProof/>
               </w:rPr>
-              <w:instrText xml:space="preserve"> PAGEREF _Toc243812869 \h </w:instrText>
+              <w:instrText xml:space="preserve"> PAGEREF _Toc244050130 \h </w:instrText>
             </w:r>
             <w:r>
               <w:rPr>
@@ -2203,7 +2203,7 @@
               <w14:ligatures w14:val="standardContextual"/>
             </w:rPr>
           </w:pPr>
-          <w:hyperlink w:anchor="_Toc243812870" w:history="1">
+          <w:hyperlink w:anchor="_Toc244050131" w:history="1">
             <w:r>
               <w:rPr>
                 <w:rStyle w:val="a5"/>
@@ -2227,7 +2227,7 @@
               <w:rPr>
                 <w:noProof/>
               </w:rPr>
-              <w:instrText xml:space="preserve"> PAGEREF _Toc243812870 \h </w:instrText>
+              <w:instrText xml:space="preserve"> PAGEREF _Toc244050131 \h </w:instrText>
             </w:r>
             <w:r>
               <w:rPr>
@@ -2270,7 +2270,7 @@
               <w14:ligatures w14:val="standardContextual"/>
             </w:rPr>
           </w:pPr>
-          <w:hyperlink w:anchor="_Toc243812871" w:history="1">
+          <w:hyperlink w:anchor="_Toc244050132" w:history="1">
             <w:r>
               <w:rPr>
                 <w:rStyle w:val="a5"/>
@@ -2294,7 +2294,7 @@
               <w:rPr>
                 <w:noProof/>
               </w:rPr>
-              <w:instrText xml:space="preserve"> PAGEREF _Toc243812871 \h </w:instrText>
+              <w:instrText xml:space="preserve"> PAGEREF _Toc244050132 \h </w:instrText>
             </w:r>
             <w:r>
               <w:rPr>
@@ -2336,7 +2336,7 @@
               <w14:ligatures w14:val="standardContextual"/>
             </w:rPr>
           </w:pPr>
-          <w:hyperlink w:anchor="_Toc243812872" w:history="1">
+          <w:hyperlink w:anchor="_Toc244050133" w:history="1">
             <w:r>
               <w:rPr>
                 <w:rStyle w:val="a5"/>
@@ -2360,7 +2360,7 @@
               <w:rPr>
                 <w:noProof/>
               </w:rPr>
-              <w:instrText xml:space="preserve"> PAGEREF _Toc243812872 \h </w:instrText>
+              <w:instrText xml:space="preserve"> PAGEREF _Toc244050133 \h </w:instrText>
             </w:r>
             <w:r>
               <w:rPr>
@@ -2402,7 +2402,7 @@
               <w14:ligatures w14:val="standardContextual"/>
             </w:rPr>
           </w:pPr>
-          <w:hyperlink w:anchor="_Toc243812873" w:history="1">
+          <w:hyperlink w:anchor="_Toc244050134" w:history="1">
             <w:r>
               <w:rPr>
                 <w:rStyle w:val="a5"/>
@@ -2426,7 +2426,7 @@
               <w:rPr>
                 <w:noProof/>
               </w:rPr>
-              <w:instrText xml:space="preserve"> PAGEREF _Toc243812873 \h </w:instrText>
+              <w:instrText xml:space="preserve"> PAGEREF _Toc244050134 \h </w:instrText>
             </w:r>
             <w:r>
               <w:rPr>
@@ -2469,7 +2469,7 @@
               <w14:ligatures w14:val="standardContextual"/>
             </w:rPr>
           </w:pPr>
-          <w:hyperlink w:anchor="_Toc243812874" w:history="1">
+          <w:hyperlink w:anchor="_Toc244050135" w:history="1">
             <w:r>
               <w:rPr>
                 <w:rStyle w:val="a5"/>
@@ -2493,7 +2493,7 @@
               <w:rPr>
                 <w:noProof/>
               </w:rPr>
-              <w:instrText xml:space="preserve"> PAGEREF _Toc243812874 \h </w:instrText>
+              <w:instrText xml:space="preserve"> PAGEREF _Toc244050135 \h </w:instrText>
             </w:r>
             <w:r>
               <w:rPr>
@@ -2536,7 +2536,7 @@
               <w14:ligatures w14:val="standardContextual"/>
             </w:rPr>
           </w:pPr>
-          <w:hyperlink w:anchor="_Toc243812875" w:history="1">
+          <w:hyperlink w:anchor="_Toc244050136" w:history="1">
             <w:r>
               <w:rPr>
                 <w:rStyle w:val="a5"/>
@@ -2560,7 +2560,7 @@
               <w:rPr>
                 <w:noProof/>
               </w:rPr>
-              <w:instrText xml:space="preserve"> PAGEREF _Toc243812875 \h </w:instrText>
+              <w:instrText xml:space="preserve"> PAGEREF _Toc244050136 \h </w:instrText>
             </w:r>
             <w:r>
               <w:rPr>
@@ -2603,7 +2603,7 @@
               <w14:ligatures w14:val="standardContextual"/>
             </w:rPr>
           </w:pPr>
-          <w:hyperlink w:anchor="_Toc243812876" w:history="1">
+          <w:hyperlink w:anchor="_Toc244050137" w:history="1">
             <w:r>
               <w:rPr>
                 <w:rStyle w:val="a5"/>
@@ -2627,7 +2627,7 @@
               <w:rPr>
                 <w:noProof/>
               </w:rPr>
-              <w:instrText xml:space="preserve"> PAGEREF _Toc243812876 \h </w:instrText>
+              <w:instrText xml:space="preserve"> PAGEREF _Toc244050137 \h </w:instrText>
             </w:r>
             <w:r>
               <w:rPr>
@@ -2670,7 +2670,7 @@
               <w14:ligatures w14:val="standardContextual"/>
             </w:rPr>
           </w:pPr>
-          <w:hyperlink w:anchor="_Toc243812877" w:history="1">
+          <w:hyperlink w:anchor="_Toc244050138" w:history="1">
             <w:r>
               <w:rPr>
                 <w:rStyle w:val="a5"/>
@@ -2694,7 +2694,7 @@
               <w:rPr>
                 <w:noProof/>
               </w:rPr>
-              <w:instrText xml:space="preserve"> PAGEREF _Toc243812877 \h </w:instrText>
+              <w:instrText xml:space="preserve"> PAGEREF _Toc244050138 \h </w:instrText>
             </w:r>
             <w:r>
               <w:rPr>
@@ -2736,7 +2736,7 @@
               <w14:ligatures w14:val="standardContextual"/>
             </w:rPr>
           </w:pPr>
-          <w:hyperlink w:anchor="_Toc243812878" w:history="1">
+          <w:hyperlink w:anchor="_Toc244050139" w:history="1">
             <w:r>
               <w:rPr>
                 <w:rStyle w:val="a5"/>
@@ -2760,7 +2760,7 @@
               <w:rPr>
                 <w:noProof/>
               </w:rPr>
-              <w:instrText xml:space="preserve"> PAGEREF _Toc243812878 \h </w:instrText>
+              <w:instrText xml:space="preserve"> PAGEREF _Toc244050139 \h </w:instrText>
             </w:r>
             <w:r>
               <w:rPr>
@@ -2802,7 +2802,7 @@
               <w14:ligatures w14:val="standardContextual"/>
             </w:rPr>
           </w:pPr>
-          <w:hyperlink w:anchor="_Toc243812879" w:history="1">
+          <w:hyperlink w:anchor="_Toc244050140" w:history="1">
             <w:r>
               <w:rPr>
                 <w:rStyle w:val="a5"/>
@@ -2826,7 +2826,7 @@
               <w:rPr>
                 <w:noProof/>
               </w:rPr>
-              <w:instrText xml:space="preserve"> PAGEREF _Toc243812879 \h </w:instrText>
+              <w:instrText xml:space="preserve"> PAGEREF _Toc244050140 \h </w:instrText>
             </w:r>
             <w:r>
               <w:rPr>
@@ -2869,7 +2869,7 @@
               <w14:ligatures w14:val="standardContextual"/>
             </w:rPr>
           </w:pPr>
-          <w:hyperlink w:anchor="_Toc243812880" w:history="1">
+          <w:hyperlink w:anchor="_Toc244050141" w:history="1">
             <w:r>
               <w:rPr>
                 <w:rStyle w:val="a5"/>
@@ -2893,7 +2893,7 @@
               <w:rPr>
                 <w:noProof/>
               </w:rPr>
-              <w:instrText xml:space="preserve"> PAGEREF _Toc243812880 \h </w:instrText>
+              <w:instrText xml:space="preserve"> PAGEREF _Toc244050141 \h </w:instrText>
             </w:r>
             <w:r>
               <w:rPr>
@@ -2936,7 +2936,7 @@
               <w14:ligatures w14:val="standardContextual"/>
             </w:rPr>
           </w:pPr>
-          <w:hyperlink w:anchor="_Toc243812881" w:history="1">
+          <w:hyperlink w:anchor="_Toc244050142" w:history="1">
             <w:r>
               <w:rPr>
                 <w:rStyle w:val="a5"/>
@@ -2960,7 +2960,7 @@
               <w:rPr>
                 <w:noProof/>
               </w:rPr>
-              <w:instrText xml:space="preserve"> PAGEREF _Toc243812881 \h </w:instrText>
+              <w:instrText xml:space="preserve"> PAGEREF _Toc244050142 \h </w:instrText>
             </w:r>
             <w:r>
               <w:rPr>
@@ -3003,7 +3003,7 @@
               <w14:ligatures w14:val="standardContextual"/>
             </w:rPr>
           </w:pPr>
-          <w:hyperlink w:anchor="_Toc243812882" w:history="1">
+          <w:hyperlink w:anchor="_Toc244050143" w:history="1">
             <w:r>
               <w:rPr>
                 <w:rStyle w:val="a5"/>
@@ -3027,7 +3027,7 @@
               <w:rPr>
                 <w:noProof/>
               </w:rPr>
-              <w:instrText xml:space="preserve"> PAGEREF _Toc243812882 \h </w:instrText>
+              <w:instrText xml:space="preserve"> PAGEREF _Toc244050143 \h </w:instrText>
             </w:r>
             <w:r>
               <w:rPr>
@@ -3070,7 +3070,7 @@
               <w14:ligatures w14:val="standardContextual"/>
             </w:rPr>
           </w:pPr>
-          <w:hyperlink w:anchor="_Toc243812883" w:history="1">
+          <w:hyperlink w:anchor="_Toc244050144" w:history="1">
             <w:r>
               <w:rPr>
                 <w:rStyle w:val="a5"/>
@@ -3094,7 +3094,7 @@
               <w:rPr>
                 <w:noProof/>
               </w:rPr>
-              <w:instrText xml:space="preserve"> PAGEREF _Toc243812883 \h </w:instrText>
+              <w:instrText xml:space="preserve"> PAGEREF _Toc244050144 \h </w:instrText>
             </w:r>
             <w:r>
               <w:rPr>
@@ -3136,7 +3136,7 @@
               <w14:ligatures w14:val="standardContextual"/>
             </w:rPr>
           </w:pPr>
-          <w:hyperlink w:anchor="_Toc243812884" w:history="1">
+          <w:hyperlink w:anchor="_Toc244050145" w:history="1">
             <w:r>
               <w:rPr>
                 <w:rStyle w:val="a5"/>
@@ -3160,7 +3160,7 @@
               <w:rPr>
                 <w:noProof/>
               </w:rPr>
-              <w:instrText xml:space="preserve"> PAGEREF _Toc243812884 \h </w:instrText>
+              <w:instrText xml:space="preserve"> PAGEREF _Toc244050145 \h </w:instrText>
             </w:r>
             <w:r>
               <w:rPr>
@@ -3202,7 +3202,7 @@
               <w14:ligatures w14:val="standardContextual"/>
             </w:rPr>
           </w:pPr>
-          <w:hyperlink w:anchor="_Toc243812885" w:history="1">
+          <w:hyperlink w:anchor="_Toc244050146" w:history="1">
             <w:r>
               <w:rPr>
                 <w:rStyle w:val="a5"/>
@@ -3226,7 +3226,7 @@
               <w:rPr>
                 <w:noProof/>
               </w:rPr>
-              <w:instrText xml:space="preserve"> PAGEREF _Toc243812885 \h </w:instrText>
+              <w:instrText xml:space="preserve"> PAGEREF _Toc244050146 \h </w:instrText>
             </w:r>
             <w:r>
               <w:rPr>
@@ -3268,7 +3268,7 @@
               <w14:ligatures w14:val="standardContextual"/>
             </w:rPr>
           </w:pPr>
-          <w:hyperlink w:anchor="_Toc243812886" w:history="1">
+          <w:hyperlink w:anchor="_Toc244050147" w:history="1">
             <w:r>
               <w:rPr>
                 <w:rStyle w:val="a5"/>
@@ -3292,7 +3292,7 @@
               <w:rPr>
                 <w:noProof/>
               </w:rPr>
-              <w:instrText xml:space="preserve"> PAGEREF _Toc243812886 \h </w:instrText>
+              <w:instrText xml:space="preserve"> PAGEREF _Toc244050147 \h </w:instrText>
             </w:r>
             <w:r>
               <w:rPr>
@@ -3334,7 +3334,7 @@
               <w14:ligatures w14:val="standardContextual"/>
             </w:rPr>
           </w:pPr>
-          <w:hyperlink w:anchor="_Toc243812887" w:history="1">
+          <w:hyperlink w:anchor="_Toc244050148" w:history="1">
             <w:r>
               <w:rPr>
                 <w:rStyle w:val="a5"/>
@@ -3358,7 +3358,7 @@
               <w:rPr>
                 <w:noProof/>
               </w:rPr>
-              <w:instrText xml:space="preserve"> PAGEREF _Toc243812887 \h </w:instrText>
+              <w:instrText xml:space="preserve"> PAGEREF _Toc244050148 \h </w:instrText>
             </w:r>
             <w:r>
               <w:rPr>
@@ -3401,7 +3401,7 @@
       <w:pPr>
         <w:pStyle w:val="1"/>
       </w:pPr>
-      <w:bookmarkStart w:id="0" w:name="_Toc243812850"/>
+      <w:bookmarkStart w:id="0" w:name="_Toc244050111"/>
       <w:r>
         <w:t xml:space="preserve">1. </w:t>
       </w:r>
@@ -4046,7 +4046,7 @@
           <w:noProof/>
         </w:rPr>
         <w:drawing>
-          <wp:inline distT="0" distB="0" distL="0" distR="0" wp14:anchorId="0E3A9B17" wp14:editId="795C895C">
+          <wp:inline distT="0" distB="0" distL="0" distR="0" wp14:anchorId="0A5AC68B" wp14:editId="577F6F7D">
             <wp:extent cx="4362450" cy="3067050"/>
             <wp:effectExtent l="0" t="0" r="0" b="0"/>
             <wp:docPr id="1" name="그림 1"/>
@@ -4431,7 +4431,7 @@
       <w:pPr>
         <w:pStyle w:val="2"/>
       </w:pPr>
-      <w:bookmarkStart w:id="1" w:name="_Toc243812851"/>
+      <w:bookmarkStart w:id="1" w:name="_Toc244050112"/>
       <w:r>
         <w:t xml:space="preserve">1.1 </w:t>
       </w:r>
@@ -5698,7 +5698,7 @@
       <w:pPr>
         <w:pStyle w:val="2"/>
       </w:pPr>
-      <w:bookmarkStart w:id="2" w:name="_Toc243812852"/>
+      <w:bookmarkStart w:id="2" w:name="_Toc244050113"/>
       <w:r>
         <w:t xml:space="preserve">1.2 </w:t>
       </w:r>
@@ -6772,7 +6772,7 @@
       <w:pPr>
         <w:pStyle w:val="2"/>
       </w:pPr>
-      <w:bookmarkStart w:id="3" w:name="_Toc243812853"/>
+      <w:bookmarkStart w:id="3" w:name="_Toc244050114"/>
       <w:r>
         <w:t xml:space="preserve">1.3 </w:t>
       </w:r>
@@ -7464,7 +7464,7 @@
       <w:pPr>
         <w:pStyle w:val="2"/>
       </w:pPr>
-      <w:bookmarkStart w:id="4" w:name="_Toc243812854"/>
+      <w:bookmarkStart w:id="4" w:name="_Toc244050115"/>
       <w:r>
         <w:t xml:space="preserve">1.4 </w:t>
       </w:r>
@@ -9137,7 +9137,7 @@
       <w:pPr>
         <w:pStyle w:val="1"/>
       </w:pPr>
-      <w:bookmarkStart w:id="5" w:name="_Toc243812855"/>
+      <w:bookmarkStart w:id="5" w:name="_Toc244050116"/>
       <w:r>
         <w:t xml:space="preserve">2. </w:t>
       </w:r>
@@ -9347,7 +9347,7 @@
       <w:pPr>
         <w:pStyle w:val="2"/>
       </w:pPr>
-      <w:bookmarkStart w:id="6" w:name="_Toc243812856"/>
+      <w:bookmarkStart w:id="6" w:name="_Toc244050117"/>
       <w:r>
         <w:t xml:space="preserve">2.1 </w:t>
       </w:r>
@@ -13290,7 +13290,7 @@
       <w:pPr>
         <w:pStyle w:val="2"/>
       </w:pPr>
-      <w:bookmarkStart w:id="7" w:name="_Toc243812857"/>
+      <w:bookmarkStart w:id="7" w:name="_Toc244050118"/>
       <w:r>
         <w:t xml:space="preserve">2.2 </w:t>
       </w:r>
@@ -13506,7 +13506,7 @@
       <w:pPr>
         <w:pStyle w:val="3"/>
       </w:pPr>
-      <w:bookmarkStart w:id="8" w:name="_Toc243812858"/>
+      <w:bookmarkStart w:id="8" w:name="_Toc244050119"/>
       <w:r>
         <w:t>학급</w:t>
       </w:r>
@@ -14384,7 +14384,7 @@
       <w:pPr>
         <w:pStyle w:val="3"/>
       </w:pPr>
-      <w:bookmarkStart w:id="9" w:name="_Toc243812859"/>
+      <w:bookmarkStart w:id="9" w:name="_Toc244050120"/>
       <w:r>
         <w:t>교실</w:t>
       </w:r>
@@ -15860,7 +15860,7 @@
       <w:pPr>
         <w:pStyle w:val="3"/>
       </w:pPr>
-      <w:bookmarkStart w:id="10" w:name="_Toc243812860"/>
+      <w:bookmarkStart w:id="10" w:name="_Toc244050121"/>
       <w:r>
         <w:t>조건</w:t>
       </w:r>
@@ -18707,7 +18707,7 @@
       <w:pPr>
         <w:pStyle w:val="3"/>
       </w:pPr>
-      <w:bookmarkStart w:id="11" w:name="_Toc243812861"/>
+      <w:bookmarkStart w:id="11" w:name="_Toc244050122"/>
       <w:r>
         <w:t>수동</w:t>
       </w:r>
@@ -19523,7 +19523,7 @@
       <w:pPr>
         <w:pStyle w:val="3"/>
       </w:pPr>
-      <w:bookmarkStart w:id="12" w:name="_Toc243812862"/>
+      <w:bookmarkStart w:id="12" w:name="_Toc244050123"/>
       <w:r>
         <w:t>모둠</w:t>
       </w:r>
@@ -20944,7 +20944,7 @@
       <w:pPr>
         <w:pStyle w:val="3"/>
       </w:pPr>
-      <w:bookmarkStart w:id="13" w:name="_Toc243812863"/>
+      <w:bookmarkStart w:id="13" w:name="_Toc244050124"/>
       <w:r>
         <w:t>발표</w:t>
       </w:r>
@@ -21778,7 +21778,7 @@
       <w:pPr>
         <w:pStyle w:val="3"/>
       </w:pPr>
-      <w:bookmarkStart w:id="14" w:name="_Toc243812864"/>
+      <w:bookmarkStart w:id="14" w:name="_Toc244050125"/>
       <w:r>
         <w:t>인쇄</w:t>
       </w:r>
@@ -22990,7 +22990,7 @@
       <w:pPr>
         <w:pStyle w:val="3"/>
       </w:pPr>
-      <w:bookmarkStart w:id="15" w:name="_Toc243812865"/>
+      <w:bookmarkStart w:id="15" w:name="_Toc244050126"/>
       <w:r>
         <w:t>히스토리와</w:t>
       </w:r>
@@ -24046,7 +24046,7 @@
       <w:pPr>
         <w:pStyle w:val="3"/>
       </w:pPr>
-      <w:bookmarkStart w:id="16" w:name="_Toc243812866"/>
+      <w:bookmarkStart w:id="16" w:name="_Toc244050127"/>
       <w:r>
         <w:t>저장</w:t>
       </w:r>
@@ -24937,7 +24937,7 @@
       <w:pPr>
         <w:pStyle w:val="1"/>
       </w:pPr>
-      <w:bookmarkStart w:id="17" w:name="_Toc243812867"/>
+      <w:bookmarkStart w:id="17" w:name="_Toc244050128"/>
       <w:r>
         <w:t xml:space="preserve">3. </w:t>
       </w:r>
@@ -25949,10 +25949,10 @@
           <w:noProof/>
         </w:rPr>
         <w:drawing>
-          <wp:inline distT="0" distB="0" distL="0" distR="0" wp14:anchorId="6E0E7D9D" wp14:editId="3CF5DF28">
+          <wp:inline distT="0" distB="0" distL="0" distR="0" wp14:anchorId="4EE4FE51" wp14:editId="41FD3ACC">
             <wp:extent cx="4362450" cy="3067050"/>
             <wp:effectExtent l="0" t="0" r="0" b="0"/>
-            <wp:docPr id="1385354309" name="그림 1385354309"/>
+            <wp:docPr id="1310158251" name="그림 1310158251"/>
             <wp:cNvGraphicFramePr>
               <a:graphicFrameLocks xmlns:a="http://schemas.openxmlformats.org/drawingml/2006/main" noChangeAspect="1"/>
             </wp:cNvGraphicFramePr>
@@ -27018,10 +27018,10 @@
           <w:noProof/>
         </w:rPr>
         <w:drawing>
-          <wp:inline distT="0" distB="0" distL="0" distR="0" wp14:anchorId="3F7EC365" wp14:editId="7D1AC690">
+          <wp:inline distT="0" distB="0" distL="0" distR="0" wp14:anchorId="2AC587FE" wp14:editId="76FED39E">
             <wp:extent cx="4362450" cy="3067050"/>
             <wp:effectExtent l="0" t="0" r="0" b="0"/>
-            <wp:docPr id="1417717952" name="그림 1417717952"/>
+            <wp:docPr id="335369569" name="그림 335369569"/>
             <wp:cNvGraphicFramePr>
               <a:graphicFrameLocks xmlns:a="http://schemas.openxmlformats.org/drawingml/2006/main" noChangeAspect="1"/>
             </wp:cNvGraphicFramePr>
@@ -27751,10 +27751,10 @@
           <w:noProof/>
         </w:rPr>
         <w:drawing>
-          <wp:inline distT="0" distB="0" distL="0" distR="0" wp14:anchorId="07409075" wp14:editId="52F27BA5">
+          <wp:inline distT="0" distB="0" distL="0" distR="0" wp14:anchorId="29094504" wp14:editId="63A98497">
             <wp:extent cx="4362450" cy="3409950"/>
             <wp:effectExtent l="0" t="0" r="0" b="0"/>
-            <wp:docPr id="655593016" name="그림 655593016"/>
+            <wp:docPr id="655873494" name="그림 655873494"/>
             <wp:cNvGraphicFramePr>
               <a:graphicFrameLocks xmlns:a="http://schemas.openxmlformats.org/drawingml/2006/main" noChangeAspect="1"/>
             </wp:cNvGraphicFramePr>
@@ -28562,10 +28562,10 @@
           <w:noProof/>
         </w:rPr>
         <w:drawing>
-          <wp:inline distT="0" distB="0" distL="0" distR="0" wp14:anchorId="3B7E4A0D" wp14:editId="76EB97C8">
+          <wp:inline distT="0" distB="0" distL="0" distR="0" wp14:anchorId="79508266" wp14:editId="20A77253">
             <wp:extent cx="4362450" cy="4257675"/>
             <wp:effectExtent l="0" t="0" r="0" b="0"/>
-            <wp:docPr id="914492421" name="그림 914492421"/>
+            <wp:docPr id="1527396155" name="그림 1527396155"/>
             <wp:cNvGraphicFramePr>
               <a:graphicFrameLocks xmlns:a="http://schemas.openxmlformats.org/drawingml/2006/main" noChangeAspect="1"/>
             </wp:cNvGraphicFramePr>
@@ -29345,10 +29345,10 @@
           <w:noProof/>
         </w:rPr>
         <w:drawing>
-          <wp:inline distT="0" distB="0" distL="0" distR="0" wp14:anchorId="472AC34D" wp14:editId="4E932D53">
+          <wp:inline distT="0" distB="0" distL="0" distR="0" wp14:anchorId="52D9A9F3" wp14:editId="0359BA47">
             <wp:extent cx="4362450" cy="3067050"/>
             <wp:effectExtent l="0" t="0" r="0" b="0"/>
-            <wp:docPr id="933077873" name="그림 933077873"/>
+            <wp:docPr id="911694048" name="그림 911694048"/>
             <wp:cNvGraphicFramePr>
               <a:graphicFrameLocks xmlns:a="http://schemas.openxmlformats.org/drawingml/2006/main" noChangeAspect="1"/>
             </wp:cNvGraphicFramePr>
@@ -29681,10 +29681,10 @@
           <w:noProof/>
         </w:rPr>
         <w:drawing>
-          <wp:inline distT="0" distB="0" distL="0" distR="0" wp14:anchorId="7F3EA682" wp14:editId="2186D5DF">
+          <wp:inline distT="0" distB="0" distL="0" distR="0" wp14:anchorId="244BF7F5" wp14:editId="11743465">
             <wp:extent cx="3676650" cy="3505200"/>
             <wp:effectExtent l="0" t="0" r="0" b="0"/>
-            <wp:docPr id="472119839" name="그림 472119839"/>
+            <wp:docPr id="1485916089" name="그림 1485916089"/>
             <wp:cNvGraphicFramePr>
               <a:graphicFrameLocks xmlns:a="http://schemas.openxmlformats.org/drawingml/2006/main" noChangeAspect="1"/>
             </wp:cNvGraphicFramePr>
@@ -30296,10 +30296,10 @@
           <w:noProof/>
         </w:rPr>
         <w:drawing>
-          <wp:inline distT="0" distB="0" distL="0" distR="0" wp14:anchorId="4CC77D3D" wp14:editId="1C1C73F7">
+          <wp:inline distT="0" distB="0" distL="0" distR="0" wp14:anchorId="320AB79F" wp14:editId="603319B0">
             <wp:extent cx="4362450" cy="3409950"/>
             <wp:effectExtent l="0" t="0" r="0" b="0"/>
-            <wp:docPr id="936574949" name="그림 936574949"/>
+            <wp:docPr id="1036614198" name="그림 1036614198"/>
             <wp:cNvGraphicFramePr>
               <a:graphicFrameLocks xmlns:a="http://schemas.openxmlformats.org/drawingml/2006/main" noChangeAspect="1"/>
             </wp:cNvGraphicFramePr>
@@ -31021,10 +31021,10 @@
           <w:noProof/>
         </w:rPr>
         <w:drawing>
-          <wp:inline distT="0" distB="0" distL="0" distR="0" wp14:anchorId="0A99864D" wp14:editId="3EC1FAF5">
+          <wp:inline distT="0" distB="0" distL="0" distR="0" wp14:anchorId="236D675B" wp14:editId="3722CF8C">
             <wp:extent cx="2066925" cy="4448175"/>
             <wp:effectExtent l="0" t="0" r="0" b="0"/>
-            <wp:docPr id="1001767306" name="그림 1001767306"/>
+            <wp:docPr id="1973144062" name="그림 1973144062"/>
             <wp:cNvGraphicFramePr>
               <a:graphicFrameLocks xmlns:a="http://schemas.openxmlformats.org/drawingml/2006/main" noChangeAspect="1"/>
             </wp:cNvGraphicFramePr>
@@ -31373,10 +31373,10 @@
           <w:noProof/>
         </w:rPr>
         <w:drawing>
-          <wp:inline distT="0" distB="0" distL="0" distR="0" wp14:anchorId="32C571AE" wp14:editId="5BA6F088">
+          <wp:inline distT="0" distB="0" distL="0" distR="0" wp14:anchorId="4D80FE42" wp14:editId="68A6FFFE">
             <wp:extent cx="4362450" cy="3067050"/>
             <wp:effectExtent l="0" t="0" r="0" b="0"/>
-            <wp:docPr id="726531289" name="그림 726531289"/>
+            <wp:docPr id="1511529626" name="그림 1511529626"/>
             <wp:cNvGraphicFramePr>
               <a:graphicFrameLocks xmlns:a="http://schemas.openxmlformats.org/drawingml/2006/main" noChangeAspect="1"/>
             </wp:cNvGraphicFramePr>
@@ -31962,7 +31962,7 @@
       <w:pPr>
         <w:pStyle w:val="1"/>
       </w:pPr>
-      <w:bookmarkStart w:id="18" w:name="_Toc243812868"/>
+      <w:bookmarkStart w:id="18" w:name="_Toc244050129"/>
       <w:r>
         <w:t xml:space="preserve">4. </w:t>
       </w:r>
@@ -31981,7 +31981,7 @@
       <w:pPr>
         <w:pStyle w:val="2"/>
       </w:pPr>
-      <w:bookmarkStart w:id="19" w:name="_Toc243812869"/>
+      <w:bookmarkStart w:id="19" w:name="_Toc244050130"/>
       <w:r>
         <w:t xml:space="preserve">4.1 </w:t>
       </w:r>
@@ -32827,7 +32827,7 @@
       <w:pPr>
         <w:pStyle w:val="2"/>
       </w:pPr>
-      <w:bookmarkStart w:id="20" w:name="_Toc243812870"/>
+      <w:bookmarkStart w:id="20" w:name="_Toc244050131"/>
       <w:r>
         <w:t xml:space="preserve">4.2 </w:t>
       </w:r>
@@ -34761,10 +34761,10 @@
           <w:noProof/>
         </w:rPr>
         <w:drawing>
-          <wp:inline distT="0" distB="0" distL="0" distR="0" wp14:anchorId="2E6686D2" wp14:editId="2E4EF1F8">
+          <wp:inline distT="0" distB="0" distL="0" distR="0" wp14:anchorId="69B7A131" wp14:editId="44AFC08C">
             <wp:extent cx="4362450" cy="3067050"/>
             <wp:effectExtent l="0" t="0" r="0" b="0"/>
-            <wp:docPr id="897954761" name="그림 897954761"/>
+            <wp:docPr id="1451496130" name="그림 1451496130"/>
             <wp:cNvGraphicFramePr>
               <a:graphicFrameLocks xmlns:a="http://schemas.openxmlformats.org/drawingml/2006/main" noChangeAspect="1"/>
             </wp:cNvGraphicFramePr>
@@ -35177,10 +35177,10 @@
           <w:noProof/>
         </w:rPr>
         <w:drawing>
-          <wp:inline distT="0" distB="0" distL="0" distR="0" wp14:anchorId="25A57C1B" wp14:editId="5896D673">
+          <wp:inline distT="0" distB="0" distL="0" distR="0" wp14:anchorId="257A9C58" wp14:editId="6BCC9B81">
             <wp:extent cx="3905250" cy="2743200"/>
             <wp:effectExtent l="0" t="0" r="0" b="0"/>
-            <wp:docPr id="395592442" name="그림 395592442"/>
+            <wp:docPr id="1998373638" name="그림 1998373638"/>
             <wp:cNvGraphicFramePr>
               <a:graphicFrameLocks xmlns:a="http://schemas.openxmlformats.org/drawingml/2006/main" noChangeAspect="1"/>
             </wp:cNvGraphicFramePr>
@@ -35490,7 +35490,7 @@
       <w:pPr>
         <w:pStyle w:val="2"/>
       </w:pPr>
-      <w:bookmarkStart w:id="21" w:name="_Toc243812871"/>
+      <w:bookmarkStart w:id="21" w:name="_Toc244050132"/>
       <w:r>
         <w:t xml:space="preserve">4.3 </w:t>
       </w:r>
@@ -37335,7 +37335,7 @@
       <w:pPr>
         <w:pStyle w:val="1"/>
       </w:pPr>
-      <w:bookmarkStart w:id="22" w:name="_Toc243812872"/>
+      <w:bookmarkStart w:id="22" w:name="_Toc244050133"/>
       <w:r>
         <w:t xml:space="preserve">5. </w:t>
       </w:r>
@@ -40004,7 +40004,7 @@
       <w:pPr>
         <w:pStyle w:val="1"/>
       </w:pPr>
-      <w:bookmarkStart w:id="23" w:name="_Toc243812873"/>
+      <w:bookmarkStart w:id="23" w:name="_Toc244050134"/>
       <w:r>
         <w:t xml:space="preserve">6. </w:t>
       </w:r>
@@ -40023,7 +40023,7 @@
       <w:pPr>
         <w:pStyle w:val="2"/>
       </w:pPr>
-      <w:bookmarkStart w:id="24" w:name="_Toc243812874"/>
+      <w:bookmarkStart w:id="24" w:name="_Toc244050135"/>
       <w:r>
         <w:t xml:space="preserve">6.1 </w:t>
       </w:r>
@@ -41747,7 +41747,7 @@
       <w:pPr>
         <w:pStyle w:val="2"/>
       </w:pPr>
-      <w:bookmarkStart w:id="25" w:name="_Toc243812875"/>
+      <w:bookmarkStart w:id="25" w:name="_Toc244050136"/>
       <w:r>
         <w:t xml:space="preserve">6.2 </w:t>
       </w:r>
@@ -42909,7 +42909,7 @@
       <w:pPr>
         <w:pStyle w:val="2"/>
       </w:pPr>
-      <w:bookmarkStart w:id="26" w:name="_Toc243812876"/>
+      <w:bookmarkStart w:id="26" w:name="_Toc244050137"/>
       <w:r>
         <w:t xml:space="preserve">6.3 </w:t>
       </w:r>
@@ -45103,7 +45103,7 @@
       <w:pPr>
         <w:pStyle w:val="2"/>
       </w:pPr>
-      <w:bookmarkStart w:id="27" w:name="_Toc243812877"/>
+      <w:bookmarkStart w:id="27" w:name="_Toc244050138"/>
       <w:r>
         <w:t xml:space="preserve">6.4 </w:t>
       </w:r>
@@ -46313,7 +46313,7 @@
       <w:pPr>
         <w:pStyle w:val="1"/>
       </w:pPr>
-      <w:bookmarkStart w:id="28" w:name="_Toc243812878"/>
+      <w:bookmarkStart w:id="28" w:name="_Toc244050139"/>
       <w:r>
         <w:t xml:space="preserve">7. </w:t>
       </w:r>
@@ -50103,7 +50103,7 @@
       <w:pPr>
         <w:pStyle w:val="1"/>
       </w:pPr>
-      <w:bookmarkStart w:id="29" w:name="_Toc243812879"/>
+      <w:bookmarkStart w:id="29" w:name="_Toc244050140"/>
       <w:r>
         <w:t xml:space="preserve">8. </w:t>
       </w:r>
@@ -50379,7 +50379,7 @@
       <w:pPr>
         <w:pStyle w:val="2"/>
       </w:pPr>
-      <w:bookmarkStart w:id="30" w:name="_Toc243812880"/>
+      <w:bookmarkStart w:id="30" w:name="_Toc244050141"/>
       <w:r>
         <w:t xml:space="preserve">8.1 </w:t>
       </w:r>
@@ -52530,7 +52530,7 @@
       <w:pPr>
         <w:pStyle w:val="2"/>
       </w:pPr>
-      <w:bookmarkStart w:id="31" w:name="_Toc243812881"/>
+      <w:bookmarkStart w:id="31" w:name="_Toc244050142"/>
       <w:r>
         <w:t xml:space="preserve">8.2 </w:t>
       </w:r>
@@ -53898,7 +53898,7 @@
       <w:pPr>
         <w:pStyle w:val="2"/>
       </w:pPr>
-      <w:bookmarkStart w:id="32" w:name="_Toc243812882"/>
+      <w:bookmarkStart w:id="32" w:name="_Toc244050143"/>
       <w:r>
         <w:t xml:space="preserve">8.3 AI </w:t>
       </w:r>
@@ -55155,7 +55155,7 @@
       <w:pPr>
         <w:pStyle w:val="2"/>
       </w:pPr>
-      <w:bookmarkStart w:id="33" w:name="_Toc243812883"/>
+      <w:bookmarkStart w:id="33" w:name="_Toc244050144"/>
       <w:r>
         <w:t xml:space="preserve">8.4 </w:t>
       </w:r>
@@ -55970,7 +55970,7 @@
       <w:pPr>
         <w:pStyle w:val="1"/>
       </w:pPr>
-      <w:bookmarkStart w:id="34" w:name="_Toc243812884"/>
+      <w:bookmarkStart w:id="34" w:name="_Toc244050145"/>
       <w:r>
         <w:t xml:space="preserve">9. </w:t>
       </w:r>
@@ -57376,7 +57376,7 @@
       <w:pPr>
         <w:pStyle w:val="1"/>
       </w:pPr>
-      <w:bookmarkStart w:id="35" w:name="_Toc243812885"/>
+      <w:bookmarkStart w:id="35" w:name="_Toc244050146"/>
       <w:r>
         <w:t>부록</w:t>
       </w:r>
@@ -58056,7 +58056,7 @@
       <w:pPr>
         <w:pStyle w:val="1"/>
       </w:pPr>
-      <w:bookmarkStart w:id="36" w:name="_Toc243812886"/>
+      <w:bookmarkStart w:id="36" w:name="_Toc244050147"/>
       <w:r>
         <w:t>부록</w:t>
       </w:r>
@@ -59569,7 +59569,7 @@
       <w:pPr>
         <w:pStyle w:val="1"/>
       </w:pPr>
-      <w:bookmarkStart w:id="37" w:name="_Toc243812887"/>
+      <w:bookmarkStart w:id="37" w:name="_Toc244050148"/>
       <w:r>
         <w:t>부록</w:t>
       </w:r>
@@ -62799,10 +62799,64 @@
 <file path=word/numbering.xml><?xml version="1.0" encoding="utf-8"?>
 <w:numbering xmlns:wpc="http://schemas.microsoft.com/office/word/2010/wordprocessingCanvas" xmlns:cx="http://schemas.microsoft.com/office/drawing/2014/chartex" xmlns:cx1="http://schemas.microsoft.com/office/drawing/2015/9/8/chartex" xmlns:cx2="http://schemas.microsoft.com/office/drawing/2015/10/21/chartex" xmlns:cx3="http://schemas.microsoft.com/office/drawing/2016/5/9/chartex" xmlns:cx4="http://schemas.microsoft.com/office/drawing/2016/5/10/chartex" xmlns:cx5="http://schemas.microsoft.com/office/drawing/2016/5/11/chartex" xmlns:cx6="http://schemas.microsoft.com/office/drawing/2016/5/12/chartex" xmlns:cx7="http://schemas.microsoft.com/office/drawing/2016/5/13/chartex" xmlns:cx8="http://schemas.microsoft.com/office/drawing/2016/5/14/chartex" xmlns:mc="http://schemas.openxmlformats.org/markup-compatibility/2006" xmlns:aink="http://schemas.microsoft.com/office/drawing/2016/ink" xmlns:am3d="http://schemas.microsoft.com/office/drawing/2017/model3d" xmlns:o="urn:schemas-microsoft-com:office:office" xmlns:oel="http://schemas.microsoft.com/office/2019/extlst" xmlns:r="http://schemas.openxmlformats.org/officeDocument/2006/relationships" xmlns:m="http://schemas.openxmlformats.org/officeDocument/2006/math" xmlns:v="urn:schemas-microsoft-com:vml" xmlns:wp14="http://schemas.microsoft.com/office/word/2010/wordprocessingDrawing" xmlns:wp="http://schemas.openxmlformats.org/drawingml/2006/wordprocessingDrawing" xmlns:w10="urn:schemas-microsoft-com:office:word" xmlns:w="http://schemas.openxmlformats.org/wordprocessingml/2006/main" xmlns:w14="http://schemas.microsoft.com/office/word/2010/wordml" xmlns:w15="http://schemas.microsoft.com/office/word/2012/wordml" xmlns:w16cex="http://schemas.microsoft.com/office/word/2018/wordml/cex" xmlns:w16cid="http://schemas.microsoft.com/office/word/2016/wordml/cid" xmlns:w16="http://schemas.microsoft.com/office/word/2018/wordml" xmlns:w16du="http://schemas.microsoft.com/office/word/2023/wordml/word16du" xmlns:w16sdtdh="http://schemas.microsoft.com/office/word/2020/wordml/sdtdatahash" xmlns:w16sdtfl="http://schemas.microsoft.com/office/word/2024/wordml/sdtformatlock" xmlns:w16se="http://schemas.microsoft.com/office/word/2015/wordml/symex" xmlns:wpg="http://schemas.microsoft.com/office/word/2010/wordprocessingGroup" xmlns:wpi="http://schemas.microsoft.com/office/word/2010/wordprocessingInk" xmlns:wne="http://schemas.microsoft.com/office/word/2006/wordml" xmlns:wps="http://schemas.microsoft.com/office/word/2010/wordprocessingShape" mc:Ignorable="w14 w15 w16se w16cid w16 w16cex w16sdtdh w16sdtfl w16du wp14">
   <w:abstractNum w:abstractNumId="0" w15:restartNumberingAfterBreak="0">
-    <w:nsid w:val="33A03CF6"/>
+    <w:nsid w:val="11A644B4"/>
     <w:multiLevelType w:val="hybridMultilevel"/>
-    <w:tmpl w:val="D5861FF4"/>
-    <w:lvl w:ilvl="0" w:tplc="5CBAB710">
+    <w:tmpl w:val="C76CFA34"/>
+    <w:lvl w:ilvl="0" w:tplc="21D8B26C">
+      <w:start w:val="1"/>
+      <w:numFmt w:val="decimal"/>
+      <w:lvlText w:val="%1."/>
+      <w:lvlJc w:val="left"/>
+      <w:pPr>
+        <w:ind w:left="640" w:hanging="360"/>
+      </w:pPr>
+    </w:lvl>
+    <w:lvl w:ilvl="1" w:tplc="7AFEDBF0">
+      <w:numFmt w:val="decimal"/>
+      <w:lvlText w:val=""/>
+      <w:lvlJc w:val="left"/>
+    </w:lvl>
+    <w:lvl w:ilvl="2" w:tplc="093230E8">
+      <w:numFmt w:val="decimal"/>
+      <w:lvlText w:val=""/>
+      <w:lvlJc w:val="left"/>
+    </w:lvl>
+    <w:lvl w:ilvl="3" w:tplc="93ACBB72">
+      <w:numFmt w:val="decimal"/>
+      <w:lvlText w:val=""/>
+      <w:lvlJc w:val="left"/>
+    </w:lvl>
+    <w:lvl w:ilvl="4" w:tplc="A4143834">
+      <w:numFmt w:val="decimal"/>
+      <w:lvlText w:val=""/>
+      <w:lvlJc w:val="left"/>
+    </w:lvl>
+    <w:lvl w:ilvl="5" w:tplc="99E0A5F2">
+      <w:numFmt w:val="decimal"/>
+      <w:lvlText w:val=""/>
+      <w:lvlJc w:val="left"/>
+    </w:lvl>
+    <w:lvl w:ilvl="6" w:tplc="A0405928">
+      <w:numFmt w:val="decimal"/>
+      <w:lvlText w:val=""/>
+      <w:lvlJc w:val="left"/>
+    </w:lvl>
+    <w:lvl w:ilvl="7" w:tplc="E05CDE4A">
+      <w:numFmt w:val="decimal"/>
+      <w:lvlText w:val=""/>
+      <w:lvlJc w:val="left"/>
+    </w:lvl>
+    <w:lvl w:ilvl="8" w:tplc="484E307C">
+      <w:numFmt w:val="decimal"/>
+      <w:lvlText w:val=""/>
+      <w:lvlJc w:val="left"/>
+    </w:lvl>
+  </w:abstractNum>
+  <w:abstractNum w:abstractNumId="1" w15:restartNumberingAfterBreak="0">
+    <w:nsid w:val="43CF1A5E"/>
+    <w:multiLevelType w:val="hybridMultilevel"/>
+    <w:tmpl w:val="98A0ACF2"/>
+    <w:lvl w:ilvl="0" w:tplc="3B5C90E6">
       <w:start w:val="1"/>
       <w:numFmt w:val="bullet"/>
       <w:lvlText w:val="●"/>
@@ -62811,7 +62865,7 @@
         <w:ind w:left="720" w:hanging="360"/>
       </w:pPr>
     </w:lvl>
-    <w:lvl w:ilvl="1" w:tplc="5B2656DE">
+    <w:lvl w:ilvl="1" w:tplc="39805DAA">
       <w:start w:val="1"/>
       <w:numFmt w:val="bullet"/>
       <w:lvlText w:val="○"/>
@@ -62820,7 +62874,7 @@
         <w:ind w:left="1440" w:hanging="360"/>
       </w:pPr>
     </w:lvl>
-    <w:lvl w:ilvl="2" w:tplc="D472997E">
+    <w:lvl w:ilvl="2" w:tplc="A58C93FC">
       <w:start w:val="1"/>
       <w:numFmt w:val="bullet"/>
       <w:lvlText w:val="■"/>
@@ -62829,7 +62883,7 @@
         <w:ind w:left="2160" w:hanging="360"/>
       </w:pPr>
     </w:lvl>
-    <w:lvl w:ilvl="3" w:tplc="E9E2FF72">
+    <w:lvl w:ilvl="3" w:tplc="989E648A">
       <w:start w:val="1"/>
       <w:numFmt w:val="bullet"/>
       <w:lvlText w:val="●"/>
@@ -62838,7 +62892,7 @@
         <w:ind w:left="2880" w:hanging="360"/>
       </w:pPr>
     </w:lvl>
-    <w:lvl w:ilvl="4" w:tplc="86D0409A">
+    <w:lvl w:ilvl="4" w:tplc="89E20E96">
       <w:start w:val="1"/>
       <w:numFmt w:val="bullet"/>
       <w:lvlText w:val="○"/>
@@ -62847,7 +62901,7 @@
         <w:ind w:left="3600" w:hanging="360"/>
       </w:pPr>
     </w:lvl>
-    <w:lvl w:ilvl="5" w:tplc="D3A64936">
+    <w:lvl w:ilvl="5" w:tplc="0C66F36E">
       <w:start w:val="1"/>
       <w:numFmt w:val="bullet"/>
       <w:lvlText w:val="■"/>
@@ -62856,7 +62910,7 @@
         <w:ind w:left="4320" w:hanging="360"/>
       </w:pPr>
     </w:lvl>
-    <w:lvl w:ilvl="6" w:tplc="1EBEB8E8">
+    <w:lvl w:ilvl="6" w:tplc="8CA075C6">
       <w:start w:val="1"/>
       <w:numFmt w:val="bullet"/>
       <w:lvlText w:val="●"/>
@@ -62865,7 +62919,7 @@
         <w:ind w:left="5040" w:hanging="360"/>
       </w:pPr>
     </w:lvl>
-    <w:lvl w:ilvl="7" w:tplc="20D28AFA">
+    <w:lvl w:ilvl="7" w:tplc="B0D0AB24">
       <w:start w:val="1"/>
       <w:numFmt w:val="bullet"/>
       <w:lvlText w:val="●"/>
@@ -62874,7 +62928,7 @@
         <w:ind w:left="5760" w:hanging="360"/>
       </w:pPr>
     </w:lvl>
-    <w:lvl w:ilvl="8" w:tplc="12942730">
+    <w:lvl w:ilvl="8" w:tplc="F1120002">
       <w:start w:val="1"/>
       <w:numFmt w:val="bullet"/>
       <w:lvlText w:val="●"/>
@@ -62884,11 +62938,11 @@
       </w:pPr>
     </w:lvl>
   </w:abstractNum>
-  <w:abstractNum w:abstractNumId="1" w15:restartNumberingAfterBreak="0">
-    <w:nsid w:val="411E4EEA"/>
+  <w:abstractNum w:abstractNumId="2" w15:restartNumberingAfterBreak="0">
+    <w:nsid w:val="74D90587"/>
     <w:multiLevelType w:val="hybridMultilevel"/>
-    <w:tmpl w:val="3F086380"/>
-    <w:lvl w:ilvl="0" w:tplc="A6ACC5CC">
+    <w:tmpl w:val="7A322E4C"/>
+    <w:lvl w:ilvl="0" w:tplc="971A608E">
       <w:start w:val="1"/>
       <w:numFmt w:val="bullet"/>
       <w:lvlText w:val="•"/>
@@ -62897,139 +62951,85 @@
         <w:ind w:left="640" w:hanging="320"/>
       </w:pPr>
     </w:lvl>
-    <w:lvl w:ilvl="1" w:tplc="AFAC0254">
+    <w:lvl w:ilvl="1" w:tplc="8A6823B0">
       <w:numFmt w:val="decimal"/>
       <w:lvlText w:val=""/>
       <w:lvlJc w:val="left"/>
     </w:lvl>
-    <w:lvl w:ilvl="2" w:tplc="B212EE16">
+    <w:lvl w:ilvl="2" w:tplc="9DFE87EA">
       <w:numFmt w:val="decimal"/>
       <w:lvlText w:val=""/>
       <w:lvlJc w:val="left"/>
     </w:lvl>
-    <w:lvl w:ilvl="3" w:tplc="66EC0C6A">
+    <w:lvl w:ilvl="3" w:tplc="7E68EEF2">
       <w:numFmt w:val="decimal"/>
       <w:lvlText w:val=""/>
       <w:lvlJc w:val="left"/>
     </w:lvl>
-    <w:lvl w:ilvl="4" w:tplc="ADD6845E">
+    <w:lvl w:ilvl="4" w:tplc="7FECEC1A">
       <w:numFmt w:val="decimal"/>
       <w:lvlText w:val=""/>
       <w:lvlJc w:val="left"/>
     </w:lvl>
-    <w:lvl w:ilvl="5" w:tplc="935A6982">
+    <w:lvl w:ilvl="5" w:tplc="2A7C530A">
       <w:numFmt w:val="decimal"/>
       <w:lvlText w:val=""/>
       <w:lvlJc w:val="left"/>
     </w:lvl>
-    <w:lvl w:ilvl="6" w:tplc="125CAAAC">
+    <w:lvl w:ilvl="6" w:tplc="0316BF24">
       <w:numFmt w:val="decimal"/>
       <w:lvlText w:val=""/>
       <w:lvlJc w:val="left"/>
     </w:lvl>
-    <w:lvl w:ilvl="7" w:tplc="2D5EEFDC">
+    <w:lvl w:ilvl="7" w:tplc="48AA0520">
       <w:numFmt w:val="decimal"/>
       <w:lvlText w:val=""/>
       <w:lvlJc w:val="left"/>
     </w:lvl>
-    <w:lvl w:ilvl="8" w:tplc="5CC217D8">
+    <w:lvl w:ilvl="8" w:tplc="15DAAD54">
       <w:numFmt w:val="decimal"/>
       <w:lvlText w:val=""/>
       <w:lvlJc w:val="left"/>
     </w:lvl>
   </w:abstractNum>
-  <w:abstractNum w:abstractNumId="2" w15:restartNumberingAfterBreak="0">
-    <w:nsid w:val="66837D48"/>
-    <w:multiLevelType w:val="hybridMultilevel"/>
-    <w:tmpl w:val="2730C74C"/>
-    <w:lvl w:ilvl="0" w:tplc="4086A98C">
-      <w:start w:val="1"/>
-      <w:numFmt w:val="decimal"/>
-      <w:lvlText w:val="%1."/>
-      <w:lvlJc w:val="left"/>
-      <w:pPr>
-        <w:ind w:left="640" w:hanging="360"/>
-      </w:pPr>
-    </w:lvl>
-    <w:lvl w:ilvl="1" w:tplc="EE143DF8">
-      <w:numFmt w:val="decimal"/>
-      <w:lvlText w:val=""/>
-      <w:lvlJc w:val="left"/>
-    </w:lvl>
-    <w:lvl w:ilvl="2" w:tplc="BE08C51C">
-      <w:numFmt w:val="decimal"/>
-      <w:lvlText w:val=""/>
-      <w:lvlJc w:val="left"/>
-    </w:lvl>
-    <w:lvl w:ilvl="3" w:tplc="5AAAC99E">
-      <w:numFmt w:val="decimal"/>
-      <w:lvlText w:val=""/>
-      <w:lvlJc w:val="left"/>
-    </w:lvl>
-    <w:lvl w:ilvl="4" w:tplc="4A04CC6E">
-      <w:numFmt w:val="decimal"/>
-      <w:lvlText w:val=""/>
-      <w:lvlJc w:val="left"/>
-    </w:lvl>
-    <w:lvl w:ilvl="5" w:tplc="251C1AEC">
-      <w:numFmt w:val="decimal"/>
-      <w:lvlText w:val=""/>
-      <w:lvlJc w:val="left"/>
-    </w:lvl>
-    <w:lvl w:ilvl="6" w:tplc="46C0B5B6">
-      <w:numFmt w:val="decimal"/>
-      <w:lvlText w:val=""/>
-      <w:lvlJc w:val="left"/>
-    </w:lvl>
-    <w:lvl w:ilvl="7" w:tplc="92765ACE">
-      <w:numFmt w:val="decimal"/>
-      <w:lvlText w:val=""/>
-      <w:lvlJc w:val="left"/>
-    </w:lvl>
-    <w:lvl w:ilvl="8" w:tplc="1B7CCDBC">
-      <w:numFmt w:val="decimal"/>
-      <w:lvlText w:val=""/>
-      <w:lvlJc w:val="left"/>
-    </w:lvl>
-  </w:abstractNum>
-  <w:num w:numId="1" w16cid:durableId="2054232667">
+  <w:num w:numId="1" w16cid:durableId="1566650003">
+    <w:abstractNumId w:val="1"/>
+    <w:lvlOverride w:ilvl="0">
+      <w:startOverride w:val="1"/>
+    </w:lvlOverride>
+  </w:num>
+  <w:num w:numId="2" w16cid:durableId="542863414">
+    <w:abstractNumId w:val="2"/>
+    <w:lvlOverride w:ilvl="0">
+      <w:startOverride w:val="1"/>
+    </w:lvlOverride>
+  </w:num>
+  <w:num w:numId="3" w16cid:durableId="559099135">
     <w:abstractNumId w:val="0"/>
     <w:lvlOverride w:ilvl="0">
       <w:startOverride w:val="1"/>
     </w:lvlOverride>
   </w:num>
-  <w:num w:numId="2" w16cid:durableId="1967810000">
-    <w:abstractNumId w:val="1"/>
+  <w:num w:numId="4" w16cid:durableId="372969706">
+    <w:abstractNumId w:val="0"/>
     <w:lvlOverride w:ilvl="0">
       <w:startOverride w:val="1"/>
     </w:lvlOverride>
   </w:num>
-  <w:num w:numId="3" w16cid:durableId="1284458142">
-    <w:abstractNumId w:val="2"/>
+  <w:num w:numId="5" w16cid:durableId="285159616">
+    <w:abstractNumId w:val="0"/>
     <w:lvlOverride w:ilvl="0">
       <w:startOverride w:val="1"/>
     </w:lvlOverride>
   </w:num>
-  <w:num w:numId="4" w16cid:durableId="1153378657">
-    <w:abstractNumId w:val="2"/>
+  <w:num w:numId="6" w16cid:durableId="1730421427">
+    <w:abstractNumId w:val="0"/>
     <w:lvlOverride w:ilvl="0">
       <w:startOverride w:val="1"/>
     </w:lvlOverride>
   </w:num>
-  <w:num w:numId="5" w16cid:durableId="731735432">
-    <w:abstractNumId w:val="2"/>
-    <w:lvlOverride w:ilvl="0">
-      <w:startOverride w:val="1"/>
-    </w:lvlOverride>
-  </w:num>
-  <w:num w:numId="6" w16cid:durableId="1643388880">
-    <w:abstractNumId w:val="2"/>
-    <w:lvlOverride w:ilvl="0">
-      <w:startOverride w:val="1"/>
-    </w:lvlOverride>
-  </w:num>
-  <w:num w:numId="7" w16cid:durableId="652296504">
-    <w:abstractNumId w:val="2"/>
+  <w:num w:numId="7" w16cid:durableId="246309379">
+    <w:abstractNumId w:val="0"/>
     <w:lvlOverride w:ilvl="0">
       <w:startOverride w:val="1"/>
     </w:lvlOverride>
@@ -63634,7 +63634,7 @@
     <w:autoRedefine/>
     <w:uiPriority w:val="39"/>
     <w:unhideWhenUsed/>
-    <w:rsid w:val="003870E3"/>
+    <w:rsid w:val="00C91042"/>
   </w:style>
   <w:style w:type="paragraph" w:styleId="20">
     <w:name w:val="toc 2"/>
@@ -63643,7 +63643,7 @@
     <w:autoRedefine/>
     <w:uiPriority w:val="39"/>
     <w:unhideWhenUsed/>
-    <w:rsid w:val="003870E3"/>
+    <w:rsid w:val="00C91042"/>
     <w:pPr>
       <w:ind w:leftChars="200" w:left="425"/>
     </w:pPr>
@@ -63655,7 +63655,7 @@
     <w:autoRedefine/>
     <w:uiPriority w:val="39"/>
     <w:unhideWhenUsed/>
-    <w:rsid w:val="003870E3"/>
+    <w:rsid w:val="00C91042"/>
     <w:pPr>
       <w:ind w:leftChars="400" w:left="850"/>
     </w:pPr>
@@ -63666,7 +63666,7 @@
     <w:link w:val="Char0"/>
     <w:uiPriority w:val="99"/>
     <w:unhideWhenUsed/>
-    <w:rsid w:val="003870E3"/>
+    <w:rsid w:val="00C91042"/>
     <w:pPr>
       <w:tabs>
         <w:tab w:val="center" w:pos="4513"/>
@@ -63680,7 +63680,7 @@
     <w:basedOn w:val="a0"/>
     <w:link w:val="a8"/>
     <w:uiPriority w:val="99"/>
-    <w:rsid w:val="003870E3"/>
+    <w:rsid w:val="00C91042"/>
   </w:style>
   <w:style w:type="paragraph" w:styleId="a9">
     <w:name w:val="footer"/>
@@ -63688,7 +63688,7 @@
     <w:link w:val="Char1"/>
     <w:uiPriority w:val="99"/>
     <w:unhideWhenUsed/>
-    <w:rsid w:val="003870E3"/>
+    <w:rsid w:val="00C91042"/>
     <w:pPr>
       <w:tabs>
         <w:tab w:val="center" w:pos="4513"/>
@@ -63702,7 +63702,7 @@
     <w:basedOn w:val="a0"/>
     <w:link w:val="a9"/>
     <w:uiPriority w:val="99"/>
-    <w:rsid w:val="003870E3"/>
+    <w:rsid w:val="00C91042"/>
   </w:style>
 </w:styles>
 </file>

--- a/03_업무자동화_자리뚝딱/docs/자리뚝딱_개요및설명서.docx
+++ b/03_업무자동화_자리뚝딱/docs/자리뚝딱_개요및설명서.docx
@@ -838,7 +838,7 @@
     <w:sdt>
       <w:sdtPr>
         <w:alias w:val="목차"/>
-        <w:id w:val="-800152746"/>
+        <w:id w:val="70700155"/>
       </w:sdtPr>
       <w:sdtEndPr/>
       <w:sdtContent>
@@ -866,7 +866,7 @@
           <w:r>
             <w:fldChar w:fldCharType="separate"/>
           </w:r>
-          <w:hyperlink w:anchor="_Toc244050111" w:history="1">
+          <w:hyperlink w:anchor="_Toc244052397" w:history="1">
             <w:r>
               <w:rPr>
                 <w:rStyle w:val="a5"/>
@@ -890,7 +890,7 @@
               <w:rPr>
                 <w:noProof/>
               </w:rPr>
-              <w:instrText xml:space="preserve"> PAGEREF _Toc244050111 \h </w:instrText>
+              <w:instrText xml:space="preserve"> PAGEREF _Toc244052397 \h </w:instrText>
             </w:r>
             <w:r>
               <w:rPr>
@@ -933,7 +933,7 @@
               <w14:ligatures w14:val="standardContextual"/>
             </w:rPr>
           </w:pPr>
-          <w:hyperlink w:anchor="_Toc244050112" w:history="1">
+          <w:hyperlink w:anchor="_Toc244052398" w:history="1">
             <w:r>
               <w:rPr>
                 <w:rStyle w:val="a5"/>
@@ -957,7 +957,7 @@
               <w:rPr>
                 <w:noProof/>
               </w:rPr>
-              <w:instrText xml:space="preserve"> PAGEREF _Toc244050112 \h </w:instrText>
+              <w:instrText xml:space="preserve"> PAGEREF _Toc244052398 \h </w:instrText>
             </w:r>
             <w:r>
               <w:rPr>
@@ -1000,7 +1000,7 @@
               <w14:ligatures w14:val="standardContextual"/>
             </w:rPr>
           </w:pPr>
-          <w:hyperlink w:anchor="_Toc244050113" w:history="1">
+          <w:hyperlink w:anchor="_Toc244052399" w:history="1">
             <w:r>
               <w:rPr>
                 <w:rStyle w:val="a5"/>
@@ -1024,7 +1024,7 @@
               <w:rPr>
                 <w:noProof/>
               </w:rPr>
-              <w:instrText xml:space="preserve"> PAGEREF _Toc244050113 \h </w:instrText>
+              <w:instrText xml:space="preserve"> PAGEREF _Toc244052399 \h </w:instrText>
             </w:r>
             <w:r>
               <w:rPr>
@@ -1067,7 +1067,7 @@
               <w14:ligatures w14:val="standardContextual"/>
             </w:rPr>
           </w:pPr>
-          <w:hyperlink w:anchor="_Toc244050114" w:history="1">
+          <w:hyperlink w:anchor="_Toc244052400" w:history="1">
             <w:r>
               <w:rPr>
                 <w:rStyle w:val="a5"/>
@@ -1091,7 +1091,7 @@
               <w:rPr>
                 <w:noProof/>
               </w:rPr>
-              <w:instrText xml:space="preserve"> PAGEREF _Toc244050114 \h </w:instrText>
+              <w:instrText xml:space="preserve"> PAGEREF _Toc244052400 \h </w:instrText>
             </w:r>
             <w:r>
               <w:rPr>
@@ -1134,7 +1134,7 @@
               <w14:ligatures w14:val="standardContextual"/>
             </w:rPr>
           </w:pPr>
-          <w:hyperlink w:anchor="_Toc244050115" w:history="1">
+          <w:hyperlink w:anchor="_Toc244052401" w:history="1">
             <w:r>
               <w:rPr>
                 <w:rStyle w:val="a5"/>
@@ -1158,7 +1158,7 @@
               <w:rPr>
                 <w:noProof/>
               </w:rPr>
-              <w:instrText xml:space="preserve"> PAGEREF _Toc244050115 \h </w:instrText>
+              <w:instrText xml:space="preserve"> PAGEREF _Toc244052401 \h </w:instrText>
             </w:r>
             <w:r>
               <w:rPr>
@@ -1200,7 +1200,7 @@
               <w14:ligatures w14:val="standardContextual"/>
             </w:rPr>
           </w:pPr>
-          <w:hyperlink w:anchor="_Toc244050116" w:history="1">
+          <w:hyperlink w:anchor="_Toc244052402" w:history="1">
             <w:r>
               <w:rPr>
                 <w:rStyle w:val="a5"/>
@@ -1224,7 +1224,7 @@
               <w:rPr>
                 <w:noProof/>
               </w:rPr>
-              <w:instrText xml:space="preserve"> PAGEREF _Toc244050116 \h </w:instrText>
+              <w:instrText xml:space="preserve"> PAGEREF _Toc244052402 \h </w:instrText>
             </w:r>
             <w:r>
               <w:rPr>
@@ -1267,7 +1267,7 @@
               <w14:ligatures w14:val="standardContextual"/>
             </w:rPr>
           </w:pPr>
-          <w:hyperlink w:anchor="_Toc244050117" w:history="1">
+          <w:hyperlink w:anchor="_Toc244052403" w:history="1">
             <w:r>
               <w:rPr>
                 <w:rStyle w:val="a5"/>
@@ -1291,7 +1291,7 @@
               <w:rPr>
                 <w:noProof/>
               </w:rPr>
-              <w:instrText xml:space="preserve"> PAGEREF _Toc244050117 \h </w:instrText>
+              <w:instrText xml:space="preserve"> PAGEREF _Toc244052403 \h </w:instrText>
             </w:r>
             <w:r>
               <w:rPr>
@@ -1334,7 +1334,7 @@
               <w14:ligatures w14:val="standardContextual"/>
             </w:rPr>
           </w:pPr>
-          <w:hyperlink w:anchor="_Toc244050118" w:history="1">
+          <w:hyperlink w:anchor="_Toc244052404" w:history="1">
             <w:r>
               <w:rPr>
                 <w:rStyle w:val="a5"/>
@@ -1358,7 +1358,7 @@
               <w:rPr>
                 <w:noProof/>
               </w:rPr>
-              <w:instrText xml:space="preserve"> PAGEREF _Toc244050118 \h </w:instrText>
+              <w:instrText xml:space="preserve"> PAGEREF _Toc244052404 \h </w:instrText>
             </w:r>
             <w:r>
               <w:rPr>
@@ -1401,7 +1401,7 @@
               <w14:ligatures w14:val="standardContextual"/>
             </w:rPr>
           </w:pPr>
-          <w:hyperlink w:anchor="_Toc244050119" w:history="1">
+          <w:hyperlink w:anchor="_Toc244052405" w:history="1">
             <w:r>
               <w:rPr>
                 <w:rStyle w:val="a5"/>
@@ -1425,7 +1425,7 @@
               <w:rPr>
                 <w:noProof/>
               </w:rPr>
-              <w:instrText xml:space="preserve"> PAGEREF _Toc244050119 \h </w:instrText>
+              <w:instrText xml:space="preserve"> PAGEREF _Toc244052405 \h </w:instrText>
             </w:r>
             <w:r>
               <w:rPr>
@@ -1468,7 +1468,7 @@
               <w14:ligatures w14:val="standardContextual"/>
             </w:rPr>
           </w:pPr>
-          <w:hyperlink w:anchor="_Toc244050120" w:history="1">
+          <w:hyperlink w:anchor="_Toc244052406" w:history="1">
             <w:r>
               <w:rPr>
                 <w:rStyle w:val="a5"/>
@@ -1492,7 +1492,7 @@
               <w:rPr>
                 <w:noProof/>
               </w:rPr>
-              <w:instrText xml:space="preserve"> PAGEREF _Toc244050120 \h </w:instrText>
+              <w:instrText xml:space="preserve"> PAGEREF _Toc244052406 \h </w:instrText>
             </w:r>
             <w:r>
               <w:rPr>
@@ -1535,7 +1535,7 @@
               <w14:ligatures w14:val="standardContextual"/>
             </w:rPr>
           </w:pPr>
-          <w:hyperlink w:anchor="_Toc244050121" w:history="1">
+          <w:hyperlink w:anchor="_Toc244052407" w:history="1">
             <w:r>
               <w:rPr>
                 <w:rStyle w:val="a5"/>
@@ -1559,7 +1559,7 @@
               <w:rPr>
                 <w:noProof/>
               </w:rPr>
-              <w:instrText xml:space="preserve"> PAGEREF _Toc244050121 \h </w:instrText>
+              <w:instrText xml:space="preserve"> PAGEREF _Toc244052407 \h </w:instrText>
             </w:r>
             <w:r>
               <w:rPr>
@@ -1602,7 +1602,7 @@
               <w14:ligatures w14:val="standardContextual"/>
             </w:rPr>
           </w:pPr>
-          <w:hyperlink w:anchor="_Toc244050122" w:history="1">
+          <w:hyperlink w:anchor="_Toc244052408" w:history="1">
             <w:r>
               <w:rPr>
                 <w:rStyle w:val="a5"/>
@@ -1626,7 +1626,7 @@
               <w:rPr>
                 <w:noProof/>
               </w:rPr>
-              <w:instrText xml:space="preserve"> PAGEREF _Toc244050122 \h </w:instrText>
+              <w:instrText xml:space="preserve"> PAGEREF _Toc244052408 \h </w:instrText>
             </w:r>
             <w:r>
               <w:rPr>
@@ -1669,7 +1669,7 @@
               <w14:ligatures w14:val="standardContextual"/>
             </w:rPr>
           </w:pPr>
-          <w:hyperlink w:anchor="_Toc244050123" w:history="1">
+          <w:hyperlink w:anchor="_Toc244052409" w:history="1">
             <w:r>
               <w:rPr>
                 <w:rStyle w:val="a5"/>
@@ -1693,7 +1693,7 @@
               <w:rPr>
                 <w:noProof/>
               </w:rPr>
-              <w:instrText xml:space="preserve"> PAGEREF _Toc244050123 \h </w:instrText>
+              <w:instrText xml:space="preserve"> PAGEREF _Toc244052409 \h </w:instrText>
             </w:r>
             <w:r>
               <w:rPr>
@@ -1736,7 +1736,7 @@
               <w14:ligatures w14:val="standardContextual"/>
             </w:rPr>
           </w:pPr>
-          <w:hyperlink w:anchor="_Toc244050124" w:history="1">
+          <w:hyperlink w:anchor="_Toc244052410" w:history="1">
             <w:r>
               <w:rPr>
                 <w:rStyle w:val="a5"/>
@@ -1760,7 +1760,7 @@
               <w:rPr>
                 <w:noProof/>
               </w:rPr>
-              <w:instrText xml:space="preserve"> PAGEREF _Toc244050124 \h </w:instrText>
+              <w:instrText xml:space="preserve"> PAGEREF _Toc244052410 \h </w:instrText>
             </w:r>
             <w:r>
               <w:rPr>
@@ -1803,7 +1803,7 @@
               <w14:ligatures w14:val="standardContextual"/>
             </w:rPr>
           </w:pPr>
-          <w:hyperlink w:anchor="_Toc244050125" w:history="1">
+          <w:hyperlink w:anchor="_Toc244052411" w:history="1">
             <w:r>
               <w:rPr>
                 <w:rStyle w:val="a5"/>
@@ -1827,7 +1827,7 @@
               <w:rPr>
                 <w:noProof/>
               </w:rPr>
-              <w:instrText xml:space="preserve"> PAGEREF _Toc244050125 \h </w:instrText>
+              <w:instrText xml:space="preserve"> PAGEREF _Toc244052411 \h </w:instrText>
             </w:r>
             <w:r>
               <w:rPr>
@@ -1870,7 +1870,7 @@
               <w14:ligatures w14:val="standardContextual"/>
             </w:rPr>
           </w:pPr>
-          <w:hyperlink w:anchor="_Toc244050126" w:history="1">
+          <w:hyperlink w:anchor="_Toc244052412" w:history="1">
             <w:r>
               <w:rPr>
                 <w:rStyle w:val="a5"/>
@@ -1894,7 +1894,7 @@
               <w:rPr>
                 <w:noProof/>
               </w:rPr>
-              <w:instrText xml:space="preserve"> PAGEREF _Toc244050126 \h </w:instrText>
+              <w:instrText xml:space="preserve"> PAGEREF _Toc244052412 \h </w:instrText>
             </w:r>
             <w:r>
               <w:rPr>
@@ -1937,7 +1937,7 @@
               <w14:ligatures w14:val="standardContextual"/>
             </w:rPr>
           </w:pPr>
-          <w:hyperlink w:anchor="_Toc244050127" w:history="1">
+          <w:hyperlink w:anchor="_Toc244052413" w:history="1">
             <w:r>
               <w:rPr>
                 <w:rStyle w:val="a5"/>
@@ -1961,7 +1961,7 @@
               <w:rPr>
                 <w:noProof/>
               </w:rPr>
-              <w:instrText xml:space="preserve"> PAGEREF _Toc244050127 \h </w:instrText>
+              <w:instrText xml:space="preserve"> PAGEREF _Toc244052413 \h </w:instrText>
             </w:r>
             <w:r>
               <w:rPr>
@@ -2003,7 +2003,7 @@
               <w14:ligatures w14:val="standardContextual"/>
             </w:rPr>
           </w:pPr>
-          <w:hyperlink w:anchor="_Toc244050128" w:history="1">
+          <w:hyperlink w:anchor="_Toc244052414" w:history="1">
             <w:r>
               <w:rPr>
                 <w:rStyle w:val="a5"/>
@@ -2027,7 +2027,7 @@
               <w:rPr>
                 <w:noProof/>
               </w:rPr>
-              <w:instrText xml:space="preserve"> PAGEREF _Toc244050128 \h </w:instrText>
+              <w:instrText xml:space="preserve"> PAGEREF _Toc244052414 \h </w:instrText>
             </w:r>
             <w:r>
               <w:rPr>
@@ -2069,7 +2069,7 @@
               <w14:ligatures w14:val="standardContextual"/>
             </w:rPr>
           </w:pPr>
-          <w:hyperlink w:anchor="_Toc244050129" w:history="1">
+          <w:hyperlink w:anchor="_Toc244052415" w:history="1">
             <w:r>
               <w:rPr>
                 <w:rStyle w:val="a5"/>
@@ -2093,7 +2093,7 @@
               <w:rPr>
                 <w:noProof/>
               </w:rPr>
-              <w:instrText xml:space="preserve"> PAGEREF _Toc244050129 \h </w:instrText>
+              <w:instrText xml:space="preserve"> PAGEREF _Toc244052415 \h </w:instrText>
             </w:r>
             <w:r>
               <w:rPr>
@@ -2136,7 +2136,7 @@
               <w14:ligatures w14:val="standardContextual"/>
             </w:rPr>
           </w:pPr>
-          <w:hyperlink w:anchor="_Toc244050130" w:history="1">
+          <w:hyperlink w:anchor="_Toc244052416" w:history="1">
             <w:r>
               <w:rPr>
                 <w:rStyle w:val="a5"/>
@@ -2160,7 +2160,7 @@
               <w:rPr>
                 <w:noProof/>
               </w:rPr>
-              <w:instrText xml:space="preserve"> PAGEREF _Toc244050130 \h </w:instrText>
+              <w:instrText xml:space="preserve"> PAGEREF _Toc244052416 \h </w:instrText>
             </w:r>
             <w:r>
               <w:rPr>
@@ -2203,7 +2203,7 @@
               <w14:ligatures w14:val="standardContextual"/>
             </w:rPr>
           </w:pPr>
-          <w:hyperlink w:anchor="_Toc244050131" w:history="1">
+          <w:hyperlink w:anchor="_Toc244052417" w:history="1">
             <w:r>
               <w:rPr>
                 <w:rStyle w:val="a5"/>
@@ -2227,7 +2227,7 @@
               <w:rPr>
                 <w:noProof/>
               </w:rPr>
-              <w:instrText xml:space="preserve"> PAGEREF _Toc244050131 \h </w:instrText>
+              <w:instrText xml:space="preserve"> PAGEREF _Toc244052417 \h </w:instrText>
             </w:r>
             <w:r>
               <w:rPr>
@@ -2270,7 +2270,7 @@
               <w14:ligatures w14:val="standardContextual"/>
             </w:rPr>
           </w:pPr>
-          <w:hyperlink w:anchor="_Toc244050132" w:history="1">
+          <w:hyperlink w:anchor="_Toc244052418" w:history="1">
             <w:r>
               <w:rPr>
                 <w:rStyle w:val="a5"/>
@@ -2294,7 +2294,7 @@
               <w:rPr>
                 <w:noProof/>
               </w:rPr>
-              <w:instrText xml:space="preserve"> PAGEREF _Toc244050132 \h </w:instrText>
+              <w:instrText xml:space="preserve"> PAGEREF _Toc244052418 \h </w:instrText>
             </w:r>
             <w:r>
               <w:rPr>
@@ -2336,7 +2336,7 @@
               <w14:ligatures w14:val="standardContextual"/>
             </w:rPr>
           </w:pPr>
-          <w:hyperlink w:anchor="_Toc244050133" w:history="1">
+          <w:hyperlink w:anchor="_Toc244052419" w:history="1">
             <w:r>
               <w:rPr>
                 <w:rStyle w:val="a5"/>
@@ -2360,7 +2360,7 @@
               <w:rPr>
                 <w:noProof/>
               </w:rPr>
-              <w:instrText xml:space="preserve"> PAGEREF _Toc244050133 \h </w:instrText>
+              <w:instrText xml:space="preserve"> PAGEREF _Toc244052419 \h </w:instrText>
             </w:r>
             <w:r>
               <w:rPr>
@@ -2402,7 +2402,7 @@
               <w14:ligatures w14:val="standardContextual"/>
             </w:rPr>
           </w:pPr>
-          <w:hyperlink w:anchor="_Toc244050134" w:history="1">
+          <w:hyperlink w:anchor="_Toc244052420" w:history="1">
             <w:r>
               <w:rPr>
                 <w:rStyle w:val="a5"/>
@@ -2426,7 +2426,7 @@
               <w:rPr>
                 <w:noProof/>
               </w:rPr>
-              <w:instrText xml:space="preserve"> PAGEREF _Toc244050134 \h </w:instrText>
+              <w:instrText xml:space="preserve"> PAGEREF _Toc244052420 \h </w:instrText>
             </w:r>
             <w:r>
               <w:rPr>
@@ -2469,7 +2469,7 @@
               <w14:ligatures w14:val="standardContextual"/>
             </w:rPr>
           </w:pPr>
-          <w:hyperlink w:anchor="_Toc244050135" w:history="1">
+          <w:hyperlink w:anchor="_Toc244052421" w:history="1">
             <w:r>
               <w:rPr>
                 <w:rStyle w:val="a5"/>
@@ -2493,7 +2493,7 @@
               <w:rPr>
                 <w:noProof/>
               </w:rPr>
-              <w:instrText xml:space="preserve"> PAGEREF _Toc244050135 \h </w:instrText>
+              <w:instrText xml:space="preserve"> PAGEREF _Toc244052421 \h </w:instrText>
             </w:r>
             <w:r>
               <w:rPr>
@@ -2536,7 +2536,7 @@
               <w14:ligatures w14:val="standardContextual"/>
             </w:rPr>
           </w:pPr>
-          <w:hyperlink w:anchor="_Toc244050136" w:history="1">
+          <w:hyperlink w:anchor="_Toc244052422" w:history="1">
             <w:r>
               <w:rPr>
                 <w:rStyle w:val="a5"/>
@@ -2560,7 +2560,7 @@
               <w:rPr>
                 <w:noProof/>
               </w:rPr>
-              <w:instrText xml:space="preserve"> PAGEREF _Toc244050136 \h </w:instrText>
+              <w:instrText xml:space="preserve"> PAGEREF _Toc244052422 \h </w:instrText>
             </w:r>
             <w:r>
               <w:rPr>
@@ -2603,7 +2603,7 @@
               <w14:ligatures w14:val="standardContextual"/>
             </w:rPr>
           </w:pPr>
-          <w:hyperlink w:anchor="_Toc244050137" w:history="1">
+          <w:hyperlink w:anchor="_Toc244052423" w:history="1">
             <w:r>
               <w:rPr>
                 <w:rStyle w:val="a5"/>
@@ -2627,7 +2627,7 @@
               <w:rPr>
                 <w:noProof/>
               </w:rPr>
-              <w:instrText xml:space="preserve"> PAGEREF _Toc244050137 \h </w:instrText>
+              <w:instrText xml:space="preserve"> PAGEREF _Toc244052423 \h </w:instrText>
             </w:r>
             <w:r>
               <w:rPr>
@@ -2670,7 +2670,7 @@
               <w14:ligatures w14:val="standardContextual"/>
             </w:rPr>
           </w:pPr>
-          <w:hyperlink w:anchor="_Toc244050138" w:history="1">
+          <w:hyperlink w:anchor="_Toc244052424" w:history="1">
             <w:r>
               <w:rPr>
                 <w:rStyle w:val="a5"/>
@@ -2694,7 +2694,7 @@
               <w:rPr>
                 <w:noProof/>
               </w:rPr>
-              <w:instrText xml:space="preserve"> PAGEREF _Toc244050138 \h </w:instrText>
+              <w:instrText xml:space="preserve"> PAGEREF _Toc244052424 \h </w:instrText>
             </w:r>
             <w:r>
               <w:rPr>
@@ -2736,7 +2736,7 @@
               <w14:ligatures w14:val="standardContextual"/>
             </w:rPr>
           </w:pPr>
-          <w:hyperlink w:anchor="_Toc244050139" w:history="1">
+          <w:hyperlink w:anchor="_Toc244052425" w:history="1">
             <w:r>
               <w:rPr>
                 <w:rStyle w:val="a5"/>
@@ -2760,7 +2760,7 @@
               <w:rPr>
                 <w:noProof/>
               </w:rPr>
-              <w:instrText xml:space="preserve"> PAGEREF _Toc244050139 \h </w:instrText>
+              <w:instrText xml:space="preserve"> PAGEREF _Toc244052425 \h </w:instrText>
             </w:r>
             <w:r>
               <w:rPr>
@@ -2802,7 +2802,7 @@
               <w14:ligatures w14:val="standardContextual"/>
             </w:rPr>
           </w:pPr>
-          <w:hyperlink w:anchor="_Toc244050140" w:history="1">
+          <w:hyperlink w:anchor="_Toc244052426" w:history="1">
             <w:r>
               <w:rPr>
                 <w:rStyle w:val="a5"/>
@@ -2826,7 +2826,7 @@
               <w:rPr>
                 <w:noProof/>
               </w:rPr>
-              <w:instrText xml:space="preserve"> PAGEREF _Toc244050140 \h </w:instrText>
+              <w:instrText xml:space="preserve"> PAGEREF _Toc244052426 \h </w:instrText>
             </w:r>
             <w:r>
               <w:rPr>
@@ -2869,7 +2869,7 @@
               <w14:ligatures w14:val="standardContextual"/>
             </w:rPr>
           </w:pPr>
-          <w:hyperlink w:anchor="_Toc244050141" w:history="1">
+          <w:hyperlink w:anchor="_Toc244052427" w:history="1">
             <w:r>
               <w:rPr>
                 <w:rStyle w:val="a5"/>
@@ -2893,7 +2893,7 @@
               <w:rPr>
                 <w:noProof/>
               </w:rPr>
-              <w:instrText xml:space="preserve"> PAGEREF _Toc244050141 \h </w:instrText>
+              <w:instrText xml:space="preserve"> PAGEREF _Toc244052427 \h </w:instrText>
             </w:r>
             <w:r>
               <w:rPr>
@@ -2936,7 +2936,7 @@
               <w14:ligatures w14:val="standardContextual"/>
             </w:rPr>
           </w:pPr>
-          <w:hyperlink w:anchor="_Toc244050142" w:history="1">
+          <w:hyperlink w:anchor="_Toc244052428" w:history="1">
             <w:r>
               <w:rPr>
                 <w:rStyle w:val="a5"/>
@@ -2960,7 +2960,7 @@
               <w:rPr>
                 <w:noProof/>
               </w:rPr>
-              <w:instrText xml:space="preserve"> PAGEREF _Toc244050142 \h </w:instrText>
+              <w:instrText xml:space="preserve"> PAGEREF _Toc244052428 \h </w:instrText>
             </w:r>
             <w:r>
               <w:rPr>
@@ -3003,7 +3003,7 @@
               <w14:ligatures w14:val="standardContextual"/>
             </w:rPr>
           </w:pPr>
-          <w:hyperlink w:anchor="_Toc244050143" w:history="1">
+          <w:hyperlink w:anchor="_Toc244052429" w:history="1">
             <w:r>
               <w:rPr>
                 <w:rStyle w:val="a5"/>
@@ -3027,7 +3027,7 @@
               <w:rPr>
                 <w:noProof/>
               </w:rPr>
-              <w:instrText xml:space="preserve"> PAGEREF _Toc244050143 \h </w:instrText>
+              <w:instrText xml:space="preserve"> PAGEREF _Toc244052429 \h </w:instrText>
             </w:r>
             <w:r>
               <w:rPr>
@@ -3070,7 +3070,7 @@
               <w14:ligatures w14:val="standardContextual"/>
             </w:rPr>
           </w:pPr>
-          <w:hyperlink w:anchor="_Toc244050144" w:history="1">
+          <w:hyperlink w:anchor="_Toc244052430" w:history="1">
             <w:r>
               <w:rPr>
                 <w:rStyle w:val="a5"/>
@@ -3094,7 +3094,7 @@
               <w:rPr>
                 <w:noProof/>
               </w:rPr>
-              <w:instrText xml:space="preserve"> PAGEREF _Toc244050144 \h </w:instrText>
+              <w:instrText xml:space="preserve"> PAGEREF _Toc244052430 \h </w:instrText>
             </w:r>
             <w:r>
               <w:rPr>
@@ -3136,7 +3136,7 @@
               <w14:ligatures w14:val="standardContextual"/>
             </w:rPr>
           </w:pPr>
-          <w:hyperlink w:anchor="_Toc244050145" w:history="1">
+          <w:hyperlink w:anchor="_Toc244052431" w:history="1">
             <w:r>
               <w:rPr>
                 <w:rStyle w:val="a5"/>
@@ -3160,7 +3160,7 @@
               <w:rPr>
                 <w:noProof/>
               </w:rPr>
-              <w:instrText xml:space="preserve"> PAGEREF _Toc244050145 \h </w:instrText>
+              <w:instrText xml:space="preserve"> PAGEREF _Toc244052431 \h </w:instrText>
             </w:r>
             <w:r>
               <w:rPr>
@@ -3202,7 +3202,7 @@
               <w14:ligatures w14:val="standardContextual"/>
             </w:rPr>
           </w:pPr>
-          <w:hyperlink w:anchor="_Toc244050146" w:history="1">
+          <w:hyperlink w:anchor="_Toc244052432" w:history="1">
             <w:r>
               <w:rPr>
                 <w:rStyle w:val="a5"/>
@@ -3226,7 +3226,7 @@
               <w:rPr>
                 <w:noProof/>
               </w:rPr>
-              <w:instrText xml:space="preserve"> PAGEREF _Toc244050146 \h </w:instrText>
+              <w:instrText xml:space="preserve"> PAGEREF _Toc244052432 \h </w:instrText>
             </w:r>
             <w:r>
               <w:rPr>
@@ -3268,7 +3268,7 @@
               <w14:ligatures w14:val="standardContextual"/>
             </w:rPr>
           </w:pPr>
-          <w:hyperlink w:anchor="_Toc244050147" w:history="1">
+          <w:hyperlink w:anchor="_Toc244052433" w:history="1">
             <w:r>
               <w:rPr>
                 <w:rStyle w:val="a5"/>
@@ -3292,7 +3292,7 @@
               <w:rPr>
                 <w:noProof/>
               </w:rPr>
-              <w:instrText xml:space="preserve"> PAGEREF _Toc244050147 \h </w:instrText>
+              <w:instrText xml:space="preserve"> PAGEREF _Toc244052433 \h </w:instrText>
             </w:r>
             <w:r>
               <w:rPr>
@@ -3334,7 +3334,7 @@
               <w14:ligatures w14:val="standardContextual"/>
             </w:rPr>
           </w:pPr>
-          <w:hyperlink w:anchor="_Toc244050148" w:history="1">
+          <w:hyperlink w:anchor="_Toc244052434" w:history="1">
             <w:r>
               <w:rPr>
                 <w:rStyle w:val="a5"/>
@@ -3358,7 +3358,7 @@
               <w:rPr>
                 <w:noProof/>
               </w:rPr>
-              <w:instrText xml:space="preserve"> PAGEREF _Toc244050148 \h </w:instrText>
+              <w:instrText xml:space="preserve"> PAGEREF _Toc244052434 \h </w:instrText>
             </w:r>
             <w:r>
               <w:rPr>
@@ -3401,8 +3401,9 @@
       <w:pPr>
         <w:pStyle w:val="1"/>
       </w:pPr>
-      <w:bookmarkStart w:id="0" w:name="_Toc244050111"/>
-      <w:r>
+      <w:bookmarkStart w:id="0" w:name="_Toc244052397"/>
+      <w:r>
+        <w:lastRenderedPageBreak/>
         <w:t xml:space="preserve">1. </w:t>
       </w:r>
       <w:r>
@@ -4046,7 +4047,7 @@
           <w:noProof/>
         </w:rPr>
         <w:drawing>
-          <wp:inline distT="0" distB="0" distL="0" distR="0" wp14:anchorId="0A5AC68B" wp14:editId="577F6F7D">
+          <wp:inline distT="0" distB="0" distL="0" distR="0" wp14:anchorId="1E2C5E7F" wp14:editId="2731DE9E">
             <wp:extent cx="4362450" cy="3067050"/>
             <wp:effectExtent l="0" t="0" r="0" b="0"/>
             <wp:docPr id="1" name="그림 1"/>
@@ -4208,7 +4209,7 @@
           <w:sz w:val="18"/>
           <w:szCs w:val="18"/>
         </w:rPr>
-        <w:t>가온초등학교</w:t>
+        <w:t>경인초등학교</w:t>
       </w:r>
       <w:r>
         <w:rPr>
@@ -4431,7 +4432,7 @@
       <w:pPr>
         <w:pStyle w:val="2"/>
       </w:pPr>
-      <w:bookmarkStart w:id="1" w:name="_Toc244050112"/>
+      <w:bookmarkStart w:id="1" w:name="_Toc244052398"/>
       <w:r>
         <w:t xml:space="preserve">1.1 </w:t>
       </w:r>
@@ -4954,6 +4955,7 @@
         <w:spacing w:after="120"/>
       </w:pPr>
       <w:r>
+        <w:lastRenderedPageBreak/>
         <w:t>자리뚝딱은</w:t>
       </w:r>
       <w:r>
@@ -5698,7 +5700,7 @@
       <w:pPr>
         <w:pStyle w:val="2"/>
       </w:pPr>
-      <w:bookmarkStart w:id="2" w:name="_Toc244050113"/>
+      <w:bookmarkStart w:id="2" w:name="_Toc244052399"/>
       <w:r>
         <w:t xml:space="preserve">1.2 </w:t>
       </w:r>
@@ -6772,7 +6774,7 @@
       <w:pPr>
         <w:pStyle w:val="2"/>
       </w:pPr>
-      <w:bookmarkStart w:id="3" w:name="_Toc244050114"/>
+      <w:bookmarkStart w:id="3" w:name="_Toc244052400"/>
       <w:r>
         <w:t xml:space="preserve">1.3 </w:t>
       </w:r>
@@ -7143,6 +7145,7 @@
         <w:spacing w:after="60"/>
       </w:pPr>
       <w:r>
+        <w:lastRenderedPageBreak/>
         <w:t>자동화</w:t>
       </w:r>
       <w:r>
@@ -7464,7 +7467,7 @@
       <w:pPr>
         <w:pStyle w:val="2"/>
       </w:pPr>
-      <w:bookmarkStart w:id="4" w:name="_Toc244050115"/>
+      <w:bookmarkStart w:id="4" w:name="_Toc244052401"/>
       <w:r>
         <w:t xml:space="preserve">1.4 </w:t>
       </w:r>
@@ -9137,7 +9140,7 @@
       <w:pPr>
         <w:pStyle w:val="1"/>
       </w:pPr>
-      <w:bookmarkStart w:id="5" w:name="_Toc244050116"/>
+      <w:bookmarkStart w:id="5" w:name="_Toc244052402"/>
       <w:r>
         <w:t xml:space="preserve">2. </w:t>
       </w:r>
@@ -9347,7 +9350,7 @@
       <w:pPr>
         <w:pStyle w:val="2"/>
       </w:pPr>
-      <w:bookmarkStart w:id="6" w:name="_Toc244050117"/>
+      <w:bookmarkStart w:id="6" w:name="_Toc244052403"/>
       <w:r>
         <w:t xml:space="preserve">2.1 </w:t>
       </w:r>
@@ -13290,7 +13293,7 @@
       <w:pPr>
         <w:pStyle w:val="2"/>
       </w:pPr>
-      <w:bookmarkStart w:id="7" w:name="_Toc244050118"/>
+      <w:bookmarkStart w:id="7" w:name="_Toc244052404"/>
       <w:r>
         <w:t xml:space="preserve">2.2 </w:t>
       </w:r>
@@ -13506,7 +13509,7 @@
       <w:pPr>
         <w:pStyle w:val="3"/>
       </w:pPr>
-      <w:bookmarkStart w:id="8" w:name="_Toc244050119"/>
+      <w:bookmarkStart w:id="8" w:name="_Toc244052405"/>
       <w:r>
         <w:t>학급</w:t>
       </w:r>
@@ -14384,7 +14387,7 @@
       <w:pPr>
         <w:pStyle w:val="3"/>
       </w:pPr>
-      <w:bookmarkStart w:id="9" w:name="_Toc244050120"/>
+      <w:bookmarkStart w:id="9" w:name="_Toc244052406"/>
       <w:r>
         <w:t>교실</w:t>
       </w:r>
@@ -15860,7 +15863,7 @@
       <w:pPr>
         <w:pStyle w:val="3"/>
       </w:pPr>
-      <w:bookmarkStart w:id="10" w:name="_Toc244050121"/>
+      <w:bookmarkStart w:id="10" w:name="_Toc244052407"/>
       <w:r>
         <w:t>조건</w:t>
       </w:r>
@@ -18707,7 +18710,7 @@
       <w:pPr>
         <w:pStyle w:val="3"/>
       </w:pPr>
-      <w:bookmarkStart w:id="11" w:name="_Toc244050122"/>
+      <w:bookmarkStart w:id="11" w:name="_Toc244052408"/>
       <w:r>
         <w:t>수동</w:t>
       </w:r>
@@ -19523,7 +19526,7 @@
       <w:pPr>
         <w:pStyle w:val="3"/>
       </w:pPr>
-      <w:bookmarkStart w:id="12" w:name="_Toc244050123"/>
+      <w:bookmarkStart w:id="12" w:name="_Toc244052409"/>
       <w:r>
         <w:t>모둠</w:t>
       </w:r>
@@ -20944,7 +20947,7 @@
       <w:pPr>
         <w:pStyle w:val="3"/>
       </w:pPr>
-      <w:bookmarkStart w:id="13" w:name="_Toc244050124"/>
+      <w:bookmarkStart w:id="13" w:name="_Toc244052410"/>
       <w:r>
         <w:t>발표</w:t>
       </w:r>
@@ -21778,7 +21781,7 @@
       <w:pPr>
         <w:pStyle w:val="3"/>
       </w:pPr>
-      <w:bookmarkStart w:id="14" w:name="_Toc244050125"/>
+      <w:bookmarkStart w:id="14" w:name="_Toc244052411"/>
       <w:r>
         <w:t>인쇄</w:t>
       </w:r>
@@ -22990,7 +22993,7 @@
       <w:pPr>
         <w:pStyle w:val="3"/>
       </w:pPr>
-      <w:bookmarkStart w:id="15" w:name="_Toc244050126"/>
+      <w:bookmarkStart w:id="15" w:name="_Toc244052412"/>
       <w:r>
         <w:t>히스토리와</w:t>
       </w:r>
@@ -24046,7 +24049,7 @@
       <w:pPr>
         <w:pStyle w:val="3"/>
       </w:pPr>
-      <w:bookmarkStart w:id="16" w:name="_Toc244050127"/>
+      <w:bookmarkStart w:id="16" w:name="_Toc244052413"/>
       <w:r>
         <w:t>저장</w:t>
       </w:r>
@@ -24937,7 +24940,7 @@
       <w:pPr>
         <w:pStyle w:val="1"/>
       </w:pPr>
-      <w:bookmarkStart w:id="17" w:name="_Toc244050128"/>
+      <w:bookmarkStart w:id="17" w:name="_Toc244052414"/>
       <w:r>
         <w:t xml:space="preserve">3. </w:t>
       </w:r>
@@ -25949,10 +25952,10 @@
           <w:noProof/>
         </w:rPr>
         <w:drawing>
-          <wp:inline distT="0" distB="0" distL="0" distR="0" wp14:anchorId="4EE4FE51" wp14:editId="41FD3ACC">
+          <wp:inline distT="0" distB="0" distL="0" distR="0" wp14:anchorId="3F361AE1" wp14:editId="19B20E85">
             <wp:extent cx="4362450" cy="3067050"/>
             <wp:effectExtent l="0" t="0" r="0" b="0"/>
-            <wp:docPr id="1310158251" name="그림 1310158251"/>
+            <wp:docPr id="2069529364" name="그림 2069529364"/>
             <wp:cNvGraphicFramePr>
               <a:graphicFrameLocks xmlns:a="http://schemas.openxmlformats.org/drawingml/2006/main" noChangeAspect="1"/>
             </wp:cNvGraphicFramePr>
@@ -27018,10 +27021,10 @@
           <w:noProof/>
         </w:rPr>
         <w:drawing>
-          <wp:inline distT="0" distB="0" distL="0" distR="0" wp14:anchorId="2AC587FE" wp14:editId="76FED39E">
+          <wp:inline distT="0" distB="0" distL="0" distR="0" wp14:anchorId="5EE3C38E" wp14:editId="62D2041D">
             <wp:extent cx="4362450" cy="3067050"/>
             <wp:effectExtent l="0" t="0" r="0" b="0"/>
-            <wp:docPr id="335369569" name="그림 335369569"/>
+            <wp:docPr id="1868349636" name="그림 1868349636"/>
             <wp:cNvGraphicFramePr>
               <a:graphicFrameLocks xmlns:a="http://schemas.openxmlformats.org/drawingml/2006/main" noChangeAspect="1"/>
             </wp:cNvGraphicFramePr>
@@ -27751,10 +27754,10 @@
           <w:noProof/>
         </w:rPr>
         <w:drawing>
-          <wp:inline distT="0" distB="0" distL="0" distR="0" wp14:anchorId="29094504" wp14:editId="63A98497">
+          <wp:inline distT="0" distB="0" distL="0" distR="0" wp14:anchorId="2DF4AB19" wp14:editId="1E549A67">
             <wp:extent cx="4362450" cy="3409950"/>
             <wp:effectExtent l="0" t="0" r="0" b="0"/>
-            <wp:docPr id="655873494" name="그림 655873494"/>
+            <wp:docPr id="37963294" name="그림 37963294"/>
             <wp:cNvGraphicFramePr>
               <a:graphicFrameLocks xmlns:a="http://schemas.openxmlformats.org/drawingml/2006/main" noChangeAspect="1"/>
             </wp:cNvGraphicFramePr>
@@ -28562,10 +28565,10 @@
           <w:noProof/>
         </w:rPr>
         <w:drawing>
-          <wp:inline distT="0" distB="0" distL="0" distR="0" wp14:anchorId="79508266" wp14:editId="20A77253">
+          <wp:inline distT="0" distB="0" distL="0" distR="0" wp14:anchorId="2EB41D5D" wp14:editId="4ED73840">
             <wp:extent cx="4362450" cy="4257675"/>
             <wp:effectExtent l="0" t="0" r="0" b="0"/>
-            <wp:docPr id="1527396155" name="그림 1527396155"/>
+            <wp:docPr id="1766233671" name="그림 1766233671"/>
             <wp:cNvGraphicFramePr>
               <a:graphicFrameLocks xmlns:a="http://schemas.openxmlformats.org/drawingml/2006/main" noChangeAspect="1"/>
             </wp:cNvGraphicFramePr>
@@ -29345,10 +29348,10 @@
           <w:noProof/>
         </w:rPr>
         <w:drawing>
-          <wp:inline distT="0" distB="0" distL="0" distR="0" wp14:anchorId="52D9A9F3" wp14:editId="0359BA47">
+          <wp:inline distT="0" distB="0" distL="0" distR="0" wp14:anchorId="3195C352" wp14:editId="5972F2FC">
             <wp:extent cx="4362450" cy="3067050"/>
             <wp:effectExtent l="0" t="0" r="0" b="0"/>
-            <wp:docPr id="911694048" name="그림 911694048"/>
+            <wp:docPr id="1734904776" name="그림 1734904776"/>
             <wp:cNvGraphicFramePr>
               <a:graphicFrameLocks xmlns:a="http://schemas.openxmlformats.org/drawingml/2006/main" noChangeAspect="1"/>
             </wp:cNvGraphicFramePr>
@@ -29681,10 +29684,10 @@
           <w:noProof/>
         </w:rPr>
         <w:drawing>
-          <wp:inline distT="0" distB="0" distL="0" distR="0" wp14:anchorId="244BF7F5" wp14:editId="11743465">
+          <wp:inline distT="0" distB="0" distL="0" distR="0" wp14:anchorId="29E0915A" wp14:editId="27350170">
             <wp:extent cx="3676650" cy="3505200"/>
             <wp:effectExtent l="0" t="0" r="0" b="0"/>
-            <wp:docPr id="1485916089" name="그림 1485916089"/>
+            <wp:docPr id="1653685948" name="그림 1653685948"/>
             <wp:cNvGraphicFramePr>
               <a:graphicFrameLocks xmlns:a="http://schemas.openxmlformats.org/drawingml/2006/main" noChangeAspect="1"/>
             </wp:cNvGraphicFramePr>
@@ -30296,10 +30299,10 @@
           <w:noProof/>
         </w:rPr>
         <w:drawing>
-          <wp:inline distT="0" distB="0" distL="0" distR="0" wp14:anchorId="320AB79F" wp14:editId="603319B0">
+          <wp:inline distT="0" distB="0" distL="0" distR="0" wp14:anchorId="3784F410" wp14:editId="0293E381">
             <wp:extent cx="4362450" cy="3409950"/>
             <wp:effectExtent l="0" t="0" r="0" b="0"/>
-            <wp:docPr id="1036614198" name="그림 1036614198"/>
+            <wp:docPr id="1275602486" name="그림 1275602486"/>
             <wp:cNvGraphicFramePr>
               <a:graphicFrameLocks xmlns:a="http://schemas.openxmlformats.org/drawingml/2006/main" noChangeAspect="1"/>
             </wp:cNvGraphicFramePr>
@@ -31021,10 +31024,10 @@
           <w:noProof/>
         </w:rPr>
         <w:drawing>
-          <wp:inline distT="0" distB="0" distL="0" distR="0" wp14:anchorId="236D675B" wp14:editId="3722CF8C">
+          <wp:inline distT="0" distB="0" distL="0" distR="0" wp14:anchorId="7E8B8F98" wp14:editId="4B10C237">
             <wp:extent cx="2066925" cy="4448175"/>
             <wp:effectExtent l="0" t="0" r="0" b="0"/>
-            <wp:docPr id="1973144062" name="그림 1973144062"/>
+            <wp:docPr id="871596322" name="그림 871596322"/>
             <wp:cNvGraphicFramePr>
               <a:graphicFrameLocks xmlns:a="http://schemas.openxmlformats.org/drawingml/2006/main" noChangeAspect="1"/>
             </wp:cNvGraphicFramePr>
@@ -31373,10 +31376,10 @@
           <w:noProof/>
         </w:rPr>
         <w:drawing>
-          <wp:inline distT="0" distB="0" distL="0" distR="0" wp14:anchorId="4D80FE42" wp14:editId="68A6FFFE">
+          <wp:inline distT="0" distB="0" distL="0" distR="0" wp14:anchorId="5CF79C75" wp14:editId="223A2499">
             <wp:extent cx="4362450" cy="3067050"/>
             <wp:effectExtent l="0" t="0" r="0" b="0"/>
-            <wp:docPr id="1511529626" name="그림 1511529626"/>
+            <wp:docPr id="856088049" name="그림 856088049"/>
             <wp:cNvGraphicFramePr>
               <a:graphicFrameLocks xmlns:a="http://schemas.openxmlformats.org/drawingml/2006/main" noChangeAspect="1"/>
             </wp:cNvGraphicFramePr>
@@ -31962,7 +31965,7 @@
       <w:pPr>
         <w:pStyle w:val="1"/>
       </w:pPr>
-      <w:bookmarkStart w:id="18" w:name="_Toc244050129"/>
+      <w:bookmarkStart w:id="18" w:name="_Toc244052415"/>
       <w:r>
         <w:t xml:space="preserve">4. </w:t>
       </w:r>
@@ -31981,7 +31984,7 @@
       <w:pPr>
         <w:pStyle w:val="2"/>
       </w:pPr>
-      <w:bookmarkStart w:id="19" w:name="_Toc244050130"/>
+      <w:bookmarkStart w:id="19" w:name="_Toc244052416"/>
       <w:r>
         <w:t xml:space="preserve">4.1 </w:t>
       </w:r>
@@ -32595,7 +32598,7 @@
         <w:t>(</w:t>
       </w:r>
       <w:r>
-        <w:t>가온초등학교</w:t>
+        <w:t>경인초등학교</w:t>
       </w:r>
       <w:r>
         <w:t xml:space="preserve"> 5</w:t>
@@ -32827,7 +32830,7 @@
       <w:pPr>
         <w:pStyle w:val="2"/>
       </w:pPr>
-      <w:bookmarkStart w:id="20" w:name="_Toc244050131"/>
+      <w:bookmarkStart w:id="20" w:name="_Toc244052417"/>
       <w:r>
         <w:t xml:space="preserve">4.2 </w:t>
       </w:r>
@@ -34761,10 +34764,10 @@
           <w:noProof/>
         </w:rPr>
         <w:drawing>
-          <wp:inline distT="0" distB="0" distL="0" distR="0" wp14:anchorId="69B7A131" wp14:editId="44AFC08C">
+          <wp:inline distT="0" distB="0" distL="0" distR="0" wp14:anchorId="2B9AD13B" wp14:editId="6D59A17E">
             <wp:extent cx="4362450" cy="3067050"/>
             <wp:effectExtent l="0" t="0" r="0" b="0"/>
-            <wp:docPr id="1451496130" name="그림 1451496130"/>
+            <wp:docPr id="634067440" name="그림 634067440"/>
             <wp:cNvGraphicFramePr>
               <a:graphicFrameLocks xmlns:a="http://schemas.openxmlformats.org/drawingml/2006/main" noChangeAspect="1"/>
             </wp:cNvGraphicFramePr>
@@ -35177,10 +35180,10 @@
           <w:noProof/>
         </w:rPr>
         <w:drawing>
-          <wp:inline distT="0" distB="0" distL="0" distR="0" wp14:anchorId="257A9C58" wp14:editId="6BCC9B81">
+          <wp:inline distT="0" distB="0" distL="0" distR="0" wp14:anchorId="22954F8B" wp14:editId="55194935">
             <wp:extent cx="3905250" cy="2743200"/>
             <wp:effectExtent l="0" t="0" r="0" b="0"/>
-            <wp:docPr id="1998373638" name="그림 1998373638"/>
+            <wp:docPr id="1144118545" name="그림 1144118545"/>
             <wp:cNvGraphicFramePr>
               <a:graphicFrameLocks xmlns:a="http://schemas.openxmlformats.org/drawingml/2006/main" noChangeAspect="1"/>
             </wp:cNvGraphicFramePr>
@@ -35490,7 +35493,7 @@
       <w:pPr>
         <w:pStyle w:val="2"/>
       </w:pPr>
-      <w:bookmarkStart w:id="21" w:name="_Toc244050132"/>
+      <w:bookmarkStart w:id="21" w:name="_Toc244052418"/>
       <w:r>
         <w:t xml:space="preserve">4.3 </w:t>
       </w:r>
@@ -37335,7 +37338,7 @@
       <w:pPr>
         <w:pStyle w:val="1"/>
       </w:pPr>
-      <w:bookmarkStart w:id="22" w:name="_Toc244050133"/>
+      <w:bookmarkStart w:id="22" w:name="_Toc244052419"/>
       <w:r>
         <w:t xml:space="preserve">5. </w:t>
       </w:r>
@@ -39403,7 +39406,7 @@
         <w:t xml:space="preserve"> </w:t>
       </w:r>
       <w:r>
-        <w:t>가온초등학교</w:t>
+        <w:t>경인초등학교</w:t>
       </w:r>
       <w:r>
         <w:t xml:space="preserve"> 5</w:t>
@@ -40004,7 +40007,7 @@
       <w:pPr>
         <w:pStyle w:val="1"/>
       </w:pPr>
-      <w:bookmarkStart w:id="23" w:name="_Toc244050134"/>
+      <w:bookmarkStart w:id="23" w:name="_Toc244052420"/>
       <w:r>
         <w:t xml:space="preserve">6. </w:t>
       </w:r>
@@ -40023,7 +40026,7 @@
       <w:pPr>
         <w:pStyle w:val="2"/>
       </w:pPr>
-      <w:bookmarkStart w:id="24" w:name="_Toc244050135"/>
+      <w:bookmarkStart w:id="24" w:name="_Toc244052421"/>
       <w:r>
         <w:t xml:space="preserve">6.1 </w:t>
       </w:r>
@@ -41747,7 +41750,7 @@
       <w:pPr>
         <w:pStyle w:val="2"/>
       </w:pPr>
-      <w:bookmarkStart w:id="25" w:name="_Toc244050136"/>
+      <w:bookmarkStart w:id="25" w:name="_Toc244052422"/>
       <w:r>
         <w:t xml:space="preserve">6.2 </w:t>
       </w:r>
@@ -42909,7 +42912,7 @@
       <w:pPr>
         <w:pStyle w:val="2"/>
       </w:pPr>
-      <w:bookmarkStart w:id="26" w:name="_Toc244050137"/>
+      <w:bookmarkStart w:id="26" w:name="_Toc244052423"/>
       <w:r>
         <w:t xml:space="preserve">6.3 </w:t>
       </w:r>
@@ -45103,7 +45106,7 @@
       <w:pPr>
         <w:pStyle w:val="2"/>
       </w:pPr>
-      <w:bookmarkStart w:id="27" w:name="_Toc244050138"/>
+      <w:bookmarkStart w:id="27" w:name="_Toc244052424"/>
       <w:r>
         <w:t xml:space="preserve">6.4 </w:t>
       </w:r>
@@ -46313,7 +46316,7 @@
       <w:pPr>
         <w:pStyle w:val="1"/>
       </w:pPr>
-      <w:bookmarkStart w:id="28" w:name="_Toc244050139"/>
+      <w:bookmarkStart w:id="28" w:name="_Toc244052425"/>
       <w:r>
         <w:t xml:space="preserve">7. </w:t>
       </w:r>
@@ -50103,7 +50106,7 @@
       <w:pPr>
         <w:pStyle w:val="1"/>
       </w:pPr>
-      <w:bookmarkStart w:id="29" w:name="_Toc244050140"/>
+      <w:bookmarkStart w:id="29" w:name="_Toc244052426"/>
       <w:r>
         <w:t xml:space="preserve">8. </w:t>
       </w:r>
@@ -50379,7 +50382,7 @@
       <w:pPr>
         <w:pStyle w:val="2"/>
       </w:pPr>
-      <w:bookmarkStart w:id="30" w:name="_Toc244050141"/>
+      <w:bookmarkStart w:id="30" w:name="_Toc244052427"/>
       <w:r>
         <w:t xml:space="preserve">8.1 </w:t>
       </w:r>
@@ -51529,7 +51532,7 @@
         <w:t>(</w:t>
       </w:r>
       <w:r>
-        <w:t>가온초등학교</w:t>
+        <w:t>경인초등학교</w:t>
       </w:r>
       <w:r>
         <w:t xml:space="preserve"> 5</w:t>
@@ -52530,7 +52533,7 @@
       <w:pPr>
         <w:pStyle w:val="2"/>
       </w:pPr>
-      <w:bookmarkStart w:id="31" w:name="_Toc244050142"/>
+      <w:bookmarkStart w:id="31" w:name="_Toc244052428"/>
       <w:r>
         <w:t xml:space="preserve">8.2 </w:t>
       </w:r>
@@ -53898,7 +53901,7 @@
       <w:pPr>
         <w:pStyle w:val="2"/>
       </w:pPr>
-      <w:bookmarkStart w:id="32" w:name="_Toc244050143"/>
+      <w:bookmarkStart w:id="32" w:name="_Toc244052429"/>
       <w:r>
         <w:t xml:space="preserve">8.3 AI </w:t>
       </w:r>
@@ -55155,7 +55158,7 @@
       <w:pPr>
         <w:pStyle w:val="2"/>
       </w:pPr>
-      <w:bookmarkStart w:id="33" w:name="_Toc244050144"/>
+      <w:bookmarkStart w:id="33" w:name="_Toc244052430"/>
       <w:r>
         <w:t xml:space="preserve">8.4 </w:t>
       </w:r>
@@ -55970,7 +55973,7 @@
       <w:pPr>
         <w:pStyle w:val="1"/>
       </w:pPr>
-      <w:bookmarkStart w:id="34" w:name="_Toc244050145"/>
+      <w:bookmarkStart w:id="34" w:name="_Toc244052431"/>
       <w:r>
         <w:t xml:space="preserve">9. </w:t>
       </w:r>
@@ -57376,7 +57379,7 @@
       <w:pPr>
         <w:pStyle w:val="1"/>
       </w:pPr>
-      <w:bookmarkStart w:id="35" w:name="_Toc244050146"/>
+      <w:bookmarkStart w:id="35" w:name="_Toc244052432"/>
       <w:r>
         <w:t>부록</w:t>
       </w:r>
@@ -58056,7 +58059,7 @@
       <w:pPr>
         <w:pStyle w:val="1"/>
       </w:pPr>
-      <w:bookmarkStart w:id="36" w:name="_Toc244050147"/>
+      <w:bookmarkStart w:id="36" w:name="_Toc244052433"/>
       <w:r>
         <w:t>부록</w:t>
       </w:r>
@@ -59569,7 +59572,7 @@
       <w:pPr>
         <w:pStyle w:val="1"/>
       </w:pPr>
-      <w:bookmarkStart w:id="37" w:name="_Toc244050148"/>
+      <w:bookmarkStart w:id="37" w:name="_Toc244052434"/>
       <w:r>
         <w:t>부록</w:t>
       </w:r>
@@ -59902,7 +59905,7 @@
               <w:t xml:space="preserve"> '</w:t>
             </w:r>
             <w:r>
-              <w:t>가온초등학교</w:t>
+              <w:t>경인초등학교</w:t>
             </w:r>
             <w:r>
               <w:t xml:space="preserve"> 5</w:t>
@@ -62799,64 +62802,64 @@
 <file path=word/numbering.xml><?xml version="1.0" encoding="utf-8"?>
 <w:numbering xmlns:wpc="http://schemas.microsoft.com/office/word/2010/wordprocessingCanvas" xmlns:cx="http://schemas.microsoft.com/office/drawing/2014/chartex" xmlns:cx1="http://schemas.microsoft.com/office/drawing/2015/9/8/chartex" xmlns:cx2="http://schemas.microsoft.com/office/drawing/2015/10/21/chartex" xmlns:cx3="http://schemas.microsoft.com/office/drawing/2016/5/9/chartex" xmlns:cx4="http://schemas.microsoft.com/office/drawing/2016/5/10/chartex" xmlns:cx5="http://schemas.microsoft.com/office/drawing/2016/5/11/chartex" xmlns:cx6="http://schemas.microsoft.com/office/drawing/2016/5/12/chartex" xmlns:cx7="http://schemas.microsoft.com/office/drawing/2016/5/13/chartex" xmlns:cx8="http://schemas.microsoft.com/office/drawing/2016/5/14/chartex" xmlns:mc="http://schemas.openxmlformats.org/markup-compatibility/2006" xmlns:aink="http://schemas.microsoft.com/office/drawing/2016/ink" xmlns:am3d="http://schemas.microsoft.com/office/drawing/2017/model3d" xmlns:o="urn:schemas-microsoft-com:office:office" xmlns:oel="http://schemas.microsoft.com/office/2019/extlst" xmlns:r="http://schemas.openxmlformats.org/officeDocument/2006/relationships" xmlns:m="http://schemas.openxmlformats.org/officeDocument/2006/math" xmlns:v="urn:schemas-microsoft-com:vml" xmlns:wp14="http://schemas.microsoft.com/office/word/2010/wordprocessingDrawing" xmlns:wp="http://schemas.openxmlformats.org/drawingml/2006/wordprocessingDrawing" xmlns:w10="urn:schemas-microsoft-com:office:word" xmlns:w="http://schemas.openxmlformats.org/wordprocessingml/2006/main" xmlns:w14="http://schemas.microsoft.com/office/word/2010/wordml" xmlns:w15="http://schemas.microsoft.com/office/word/2012/wordml" xmlns:w16cex="http://schemas.microsoft.com/office/word/2018/wordml/cex" xmlns:w16cid="http://schemas.microsoft.com/office/word/2016/wordml/cid" xmlns:w16="http://schemas.microsoft.com/office/word/2018/wordml" xmlns:w16du="http://schemas.microsoft.com/office/word/2023/wordml/word16du" xmlns:w16sdtdh="http://schemas.microsoft.com/office/word/2020/wordml/sdtdatahash" xmlns:w16sdtfl="http://schemas.microsoft.com/office/word/2024/wordml/sdtformatlock" xmlns:w16se="http://schemas.microsoft.com/office/word/2015/wordml/symex" xmlns:wpg="http://schemas.microsoft.com/office/word/2010/wordprocessingGroup" xmlns:wpi="http://schemas.microsoft.com/office/word/2010/wordprocessingInk" xmlns:wne="http://schemas.microsoft.com/office/word/2006/wordml" xmlns:wps="http://schemas.microsoft.com/office/word/2010/wordprocessingShape" mc:Ignorable="w14 w15 w16se w16cid w16 w16cex w16sdtdh w16sdtfl w16du wp14">
   <w:abstractNum w:abstractNumId="0" w15:restartNumberingAfterBreak="0">
-    <w:nsid w:val="11A644B4"/>
+    <w:nsid w:val="124D51C1"/>
     <w:multiLevelType w:val="hybridMultilevel"/>
-    <w:tmpl w:val="C76CFA34"/>
-    <w:lvl w:ilvl="0" w:tplc="21D8B26C">
+    <w:tmpl w:val="198C83D0"/>
+    <w:lvl w:ilvl="0" w:tplc="2E70E0C2">
       <w:start w:val="1"/>
-      <w:numFmt w:val="decimal"/>
-      <w:lvlText w:val="%1."/>
+      <w:numFmt w:val="bullet"/>
+      <w:lvlText w:val="•"/>
       <w:lvlJc w:val="left"/>
       <w:pPr>
-        <w:ind w:left="640" w:hanging="360"/>
+        <w:ind w:left="640" w:hanging="320"/>
       </w:pPr>
     </w:lvl>
-    <w:lvl w:ilvl="1" w:tplc="7AFEDBF0">
+    <w:lvl w:ilvl="1" w:tplc="232A64BE">
       <w:numFmt w:val="decimal"/>
       <w:lvlText w:val=""/>
       <w:lvlJc w:val="left"/>
     </w:lvl>
-    <w:lvl w:ilvl="2" w:tplc="093230E8">
+    <w:lvl w:ilvl="2" w:tplc="3E5CDDD0">
       <w:numFmt w:val="decimal"/>
       <w:lvlText w:val=""/>
       <w:lvlJc w:val="left"/>
     </w:lvl>
-    <w:lvl w:ilvl="3" w:tplc="93ACBB72">
+    <w:lvl w:ilvl="3" w:tplc="F7C608D4">
       <w:numFmt w:val="decimal"/>
       <w:lvlText w:val=""/>
       <w:lvlJc w:val="left"/>
     </w:lvl>
-    <w:lvl w:ilvl="4" w:tplc="A4143834">
+    <w:lvl w:ilvl="4" w:tplc="F580D23E">
       <w:numFmt w:val="decimal"/>
       <w:lvlText w:val=""/>
       <w:lvlJc w:val="left"/>
     </w:lvl>
-    <w:lvl w:ilvl="5" w:tplc="99E0A5F2">
+    <w:lvl w:ilvl="5" w:tplc="0FD020B2">
       <w:numFmt w:val="decimal"/>
       <w:lvlText w:val=""/>
       <w:lvlJc w:val="left"/>
     </w:lvl>
-    <w:lvl w:ilvl="6" w:tplc="A0405928">
+    <w:lvl w:ilvl="6" w:tplc="CE8C8548">
       <w:numFmt w:val="decimal"/>
       <w:lvlText w:val=""/>
       <w:lvlJc w:val="left"/>
     </w:lvl>
-    <w:lvl w:ilvl="7" w:tplc="E05CDE4A">
+    <w:lvl w:ilvl="7" w:tplc="93BC32D0">
       <w:numFmt w:val="decimal"/>
       <w:lvlText w:val=""/>
       <w:lvlJc w:val="left"/>
     </w:lvl>
-    <w:lvl w:ilvl="8" w:tplc="484E307C">
+    <w:lvl w:ilvl="8" w:tplc="C4FECE40">
       <w:numFmt w:val="decimal"/>
       <w:lvlText w:val=""/>
       <w:lvlJc w:val="left"/>
     </w:lvl>
   </w:abstractNum>
   <w:abstractNum w:abstractNumId="1" w15:restartNumberingAfterBreak="0">
-    <w:nsid w:val="43CF1A5E"/>
+    <w:nsid w:val="2B5A683C"/>
     <w:multiLevelType w:val="hybridMultilevel"/>
-    <w:tmpl w:val="98A0ACF2"/>
-    <w:lvl w:ilvl="0" w:tplc="3B5C90E6">
+    <w:tmpl w:val="3FE8231E"/>
+    <w:lvl w:ilvl="0" w:tplc="AE94D3DA">
       <w:start w:val="1"/>
       <w:numFmt w:val="bullet"/>
       <w:lvlText w:val="●"/>
@@ -62865,7 +62868,7 @@
         <w:ind w:left="720" w:hanging="360"/>
       </w:pPr>
     </w:lvl>
-    <w:lvl w:ilvl="1" w:tplc="39805DAA">
+    <w:lvl w:ilvl="1" w:tplc="F1E0C980">
       <w:start w:val="1"/>
       <w:numFmt w:val="bullet"/>
       <w:lvlText w:val="○"/>
@@ -62874,7 +62877,7 @@
         <w:ind w:left="1440" w:hanging="360"/>
       </w:pPr>
     </w:lvl>
-    <w:lvl w:ilvl="2" w:tplc="A58C93FC">
+    <w:lvl w:ilvl="2" w:tplc="E69C9738">
       <w:start w:val="1"/>
       <w:numFmt w:val="bullet"/>
       <w:lvlText w:val="■"/>
@@ -62883,7 +62886,7 @@
         <w:ind w:left="2160" w:hanging="360"/>
       </w:pPr>
     </w:lvl>
-    <w:lvl w:ilvl="3" w:tplc="989E648A">
+    <w:lvl w:ilvl="3" w:tplc="B9823ADC">
       <w:start w:val="1"/>
       <w:numFmt w:val="bullet"/>
       <w:lvlText w:val="●"/>
@@ -62892,7 +62895,7 @@
         <w:ind w:left="2880" w:hanging="360"/>
       </w:pPr>
     </w:lvl>
-    <w:lvl w:ilvl="4" w:tplc="89E20E96">
+    <w:lvl w:ilvl="4" w:tplc="8078D97C">
       <w:start w:val="1"/>
       <w:numFmt w:val="bullet"/>
       <w:lvlText w:val="○"/>
@@ -62901,7 +62904,7 @@
         <w:ind w:left="3600" w:hanging="360"/>
       </w:pPr>
     </w:lvl>
-    <w:lvl w:ilvl="5" w:tplc="0C66F36E">
+    <w:lvl w:ilvl="5" w:tplc="250C9A20">
       <w:start w:val="1"/>
       <w:numFmt w:val="bullet"/>
       <w:lvlText w:val="■"/>
@@ -62910,7 +62913,7 @@
         <w:ind w:left="4320" w:hanging="360"/>
       </w:pPr>
     </w:lvl>
-    <w:lvl w:ilvl="6" w:tplc="8CA075C6">
+    <w:lvl w:ilvl="6" w:tplc="5A4C66EA">
       <w:start w:val="1"/>
       <w:numFmt w:val="bullet"/>
       <w:lvlText w:val="●"/>
@@ -62919,7 +62922,7 @@
         <w:ind w:left="5040" w:hanging="360"/>
       </w:pPr>
     </w:lvl>
-    <w:lvl w:ilvl="7" w:tplc="B0D0AB24">
+    <w:lvl w:ilvl="7" w:tplc="A462ACA0">
       <w:start w:val="1"/>
       <w:numFmt w:val="bullet"/>
       <w:lvlText w:val="●"/>
@@ -62928,7 +62931,7 @@
         <w:ind w:left="5760" w:hanging="360"/>
       </w:pPr>
     </w:lvl>
-    <w:lvl w:ilvl="8" w:tplc="F1120002">
+    <w:lvl w:ilvl="8" w:tplc="05D283FC">
       <w:start w:val="1"/>
       <w:numFmt w:val="bullet"/>
       <w:lvlText w:val="●"/>
@@ -62939,97 +62942,97 @@
     </w:lvl>
   </w:abstractNum>
   <w:abstractNum w:abstractNumId="2" w15:restartNumberingAfterBreak="0">
-    <w:nsid w:val="74D90587"/>
+    <w:nsid w:val="39715543"/>
     <w:multiLevelType w:val="hybridMultilevel"/>
-    <w:tmpl w:val="7A322E4C"/>
-    <w:lvl w:ilvl="0" w:tplc="971A608E">
+    <w:tmpl w:val="704CB73C"/>
+    <w:lvl w:ilvl="0" w:tplc="08B67690">
       <w:start w:val="1"/>
-      <w:numFmt w:val="bullet"/>
-      <w:lvlText w:val="•"/>
+      <w:numFmt w:val="decimal"/>
+      <w:lvlText w:val="%1."/>
       <w:lvlJc w:val="left"/>
       <w:pPr>
-        <w:ind w:left="640" w:hanging="320"/>
+        <w:ind w:left="640" w:hanging="360"/>
       </w:pPr>
     </w:lvl>
-    <w:lvl w:ilvl="1" w:tplc="8A6823B0">
+    <w:lvl w:ilvl="1" w:tplc="DAE4DCFA">
       <w:numFmt w:val="decimal"/>
       <w:lvlText w:val=""/>
       <w:lvlJc w:val="left"/>
     </w:lvl>
-    <w:lvl w:ilvl="2" w:tplc="9DFE87EA">
+    <w:lvl w:ilvl="2" w:tplc="0F2A3522">
       <w:numFmt w:val="decimal"/>
       <w:lvlText w:val=""/>
       <w:lvlJc w:val="left"/>
     </w:lvl>
-    <w:lvl w:ilvl="3" w:tplc="7E68EEF2">
+    <w:lvl w:ilvl="3" w:tplc="A016160C">
       <w:numFmt w:val="decimal"/>
       <w:lvlText w:val=""/>
       <w:lvlJc w:val="left"/>
     </w:lvl>
-    <w:lvl w:ilvl="4" w:tplc="7FECEC1A">
+    <w:lvl w:ilvl="4" w:tplc="25B29158">
       <w:numFmt w:val="decimal"/>
       <w:lvlText w:val=""/>
       <w:lvlJc w:val="left"/>
     </w:lvl>
-    <w:lvl w:ilvl="5" w:tplc="2A7C530A">
+    <w:lvl w:ilvl="5" w:tplc="60783DEE">
       <w:numFmt w:val="decimal"/>
       <w:lvlText w:val=""/>
       <w:lvlJc w:val="left"/>
     </w:lvl>
-    <w:lvl w:ilvl="6" w:tplc="0316BF24">
+    <w:lvl w:ilvl="6" w:tplc="477CB3A2">
       <w:numFmt w:val="decimal"/>
       <w:lvlText w:val=""/>
       <w:lvlJc w:val="left"/>
     </w:lvl>
-    <w:lvl w:ilvl="7" w:tplc="48AA0520">
+    <w:lvl w:ilvl="7" w:tplc="D73CB528">
       <w:numFmt w:val="decimal"/>
       <w:lvlText w:val=""/>
       <w:lvlJc w:val="left"/>
     </w:lvl>
-    <w:lvl w:ilvl="8" w:tplc="15DAAD54">
+    <w:lvl w:ilvl="8" w:tplc="5B764232">
       <w:numFmt w:val="decimal"/>
       <w:lvlText w:val=""/>
       <w:lvlJc w:val="left"/>
     </w:lvl>
   </w:abstractNum>
-  <w:num w:numId="1" w16cid:durableId="1566650003">
+  <w:num w:numId="1" w16cid:durableId="1816993910">
     <w:abstractNumId w:val="1"/>
     <w:lvlOverride w:ilvl="0">
       <w:startOverride w:val="1"/>
     </w:lvlOverride>
   </w:num>
-  <w:num w:numId="2" w16cid:durableId="542863414">
+  <w:num w:numId="2" w16cid:durableId="2073847644">
+    <w:abstractNumId w:val="0"/>
+    <w:lvlOverride w:ilvl="0">
+      <w:startOverride w:val="1"/>
+    </w:lvlOverride>
+  </w:num>
+  <w:num w:numId="3" w16cid:durableId="573517585">
     <w:abstractNumId w:val="2"/>
     <w:lvlOverride w:ilvl="0">
       <w:startOverride w:val="1"/>
     </w:lvlOverride>
   </w:num>
-  <w:num w:numId="3" w16cid:durableId="559099135">
-    <w:abstractNumId w:val="0"/>
+  <w:num w:numId="4" w16cid:durableId="431510339">
+    <w:abstractNumId w:val="2"/>
     <w:lvlOverride w:ilvl="0">
       <w:startOverride w:val="1"/>
     </w:lvlOverride>
   </w:num>
-  <w:num w:numId="4" w16cid:durableId="372969706">
-    <w:abstractNumId w:val="0"/>
+  <w:num w:numId="5" w16cid:durableId="876427315">
+    <w:abstractNumId w:val="2"/>
     <w:lvlOverride w:ilvl="0">
       <w:startOverride w:val="1"/>
     </w:lvlOverride>
   </w:num>
-  <w:num w:numId="5" w16cid:durableId="285159616">
-    <w:abstractNumId w:val="0"/>
+  <w:num w:numId="6" w16cid:durableId="863251506">
+    <w:abstractNumId w:val="2"/>
     <w:lvlOverride w:ilvl="0">
       <w:startOverride w:val="1"/>
     </w:lvlOverride>
   </w:num>
-  <w:num w:numId="6" w16cid:durableId="1730421427">
-    <w:abstractNumId w:val="0"/>
-    <w:lvlOverride w:ilvl="0">
-      <w:startOverride w:val="1"/>
-    </w:lvlOverride>
-  </w:num>
-  <w:num w:numId="7" w16cid:durableId="246309379">
-    <w:abstractNumId w:val="0"/>
+  <w:num w:numId="7" w16cid:durableId="1927303447">
+    <w:abstractNumId w:val="2"/>
     <w:lvlOverride w:ilvl="0">
       <w:startOverride w:val="1"/>
     </w:lvlOverride>
@@ -63634,7 +63637,7 @@
     <w:autoRedefine/>
     <w:uiPriority w:val="39"/>
     <w:unhideWhenUsed/>
-    <w:rsid w:val="00C91042"/>
+    <w:rsid w:val="001C3019"/>
   </w:style>
   <w:style w:type="paragraph" w:styleId="20">
     <w:name w:val="toc 2"/>
@@ -63643,7 +63646,7 @@
     <w:autoRedefine/>
     <w:uiPriority w:val="39"/>
     <w:unhideWhenUsed/>
-    <w:rsid w:val="00C91042"/>
+    <w:rsid w:val="001C3019"/>
     <w:pPr>
       <w:ind w:leftChars="200" w:left="425"/>
     </w:pPr>
@@ -63655,7 +63658,7 @@
     <w:autoRedefine/>
     <w:uiPriority w:val="39"/>
     <w:unhideWhenUsed/>
-    <w:rsid w:val="00C91042"/>
+    <w:rsid w:val="001C3019"/>
     <w:pPr>
       <w:ind w:leftChars="400" w:left="850"/>
     </w:pPr>
@@ -63666,7 +63669,7 @@
     <w:link w:val="Char0"/>
     <w:uiPriority w:val="99"/>
     <w:unhideWhenUsed/>
-    <w:rsid w:val="00C91042"/>
+    <w:rsid w:val="001C3019"/>
     <w:pPr>
       <w:tabs>
         <w:tab w:val="center" w:pos="4513"/>
@@ -63680,7 +63683,7 @@
     <w:basedOn w:val="a0"/>
     <w:link w:val="a8"/>
     <w:uiPriority w:val="99"/>
-    <w:rsid w:val="00C91042"/>
+    <w:rsid w:val="001C3019"/>
   </w:style>
   <w:style w:type="paragraph" w:styleId="a9">
     <w:name w:val="footer"/>
@@ -63688,7 +63691,7 @@
     <w:link w:val="Char1"/>
     <w:uiPriority w:val="99"/>
     <w:unhideWhenUsed/>
-    <w:rsid w:val="00C91042"/>
+    <w:rsid w:val="001C3019"/>
     <w:pPr>
       <w:tabs>
         <w:tab w:val="center" w:pos="4513"/>
@@ -63702,7 +63705,7 @@
     <w:basedOn w:val="a0"/>
     <w:link w:val="a9"/>
     <w:uiPriority w:val="99"/>
-    <w:rsid w:val="00C91042"/>
+    <w:rsid w:val="001C3019"/>
   </w:style>
 </w:styles>
 </file>
